--- a/study-guide-9-6-2025.docx
+++ b/study-guide-9-6-2025.docx
@@ -2536,16 +2536,11 @@
         <w:pStyle w:val="Heading1"/>
       </w:pPr>
       <w:bookmarkStart w:id="1" w:name="_Toc208054449"/>
-      <w:proofErr w:type="spellStart"/>
       <w:r>
         <w:t>random</w:t>
       </w:r>
       <w:r>
-        <w:t>.randint</w:t>
-      </w:r>
-      <w:proofErr w:type="spellEnd"/>
-      <w:r>
-        <w:t>()</w:t>
+        <w:t>.randint()</w:t>
       </w:r>
       <w:bookmarkEnd w:id="1"/>
     </w:p>
@@ -2575,19 +2570,11 @@
       <w:r>
         <w:t xml:space="preserve">In the first part of the semester, the only function we need is </w:t>
       </w:r>
-      <w:proofErr w:type="spellStart"/>
-      <w:r>
-        <w:rPr>
-          <w:rStyle w:val="codeChar"/>
-        </w:rPr>
-        <w:t>random.randint</w:t>
-      </w:r>
-      <w:proofErr w:type="spellEnd"/>
-      <w:r>
-        <w:rPr>
-          <w:rStyle w:val="codeChar"/>
-        </w:rPr>
-        <w:t>(a, b)</w:t>
+      <w:r>
+        <w:rPr>
+          <w:rStyle w:val="codeChar"/>
+        </w:rPr>
+        <w:t>random.randint(a, b)</w:t>
       </w:r>
       <w:r>
         <w:t xml:space="preserve">. This function returns a random integer between </w:t>
@@ -2624,31 +2611,15 @@
         <w:pStyle w:val="code"/>
       </w:pPr>
       <w:r>
-        <w:t xml:space="preserve">roll1 = </w:t>
-      </w:r>
-      <w:proofErr w:type="spellStart"/>
-      <w:r>
-        <w:t>random.randint</w:t>
-      </w:r>
-      <w:proofErr w:type="spellEnd"/>
-      <w:r>
-        <w:t>(1, 6)</w:t>
-      </w:r>
-    </w:p>
-    <w:p>
-      <w:pPr>
-        <w:pStyle w:val="code"/>
-      </w:pPr>
-      <w:r>
-        <w:t xml:space="preserve">roll2 = </w:t>
-      </w:r>
-      <w:proofErr w:type="spellStart"/>
-      <w:r>
-        <w:t>random.randint</w:t>
-      </w:r>
-      <w:proofErr w:type="spellEnd"/>
-      <w:r>
-        <w:t>(1, 6)</w:t>
+        <w:t>roll1 = random.randint(1, 6)</w:t>
+      </w:r>
+    </w:p>
+    <w:p>
+      <w:pPr>
+        <w:pStyle w:val="code"/>
+      </w:pPr>
+      <w:r>
+        <w:t>roll2 = random.randint(1, 6)</w:t>
       </w:r>
     </w:p>
     <w:p>
@@ -2685,15 +2656,7 @@
       </w:r>
       <w:bookmarkStart w:id="2" w:name="_Toc208054450"/>
       <w:r>
-        <w:t xml:space="preserve">turtle module vs </w:t>
-      </w:r>
-      <w:proofErr w:type="spellStart"/>
-      <w:r>
-        <w:t>jupyturtle</w:t>
-      </w:r>
-      <w:proofErr w:type="spellEnd"/>
-      <w:r>
-        <w:t xml:space="preserve"> module</w:t>
+        <w:t>turtle module vs jupyturtle module</w:t>
       </w:r>
       <w:bookmarkEnd w:id="2"/>
     </w:p>
@@ -2721,43 +2684,34 @@
           <w:b/>
           <w:bCs/>
         </w:rPr>
-        <w:t xml:space="preserve">different to the </w:t>
-      </w:r>
-      <w:proofErr w:type="spellStart"/>
+        <w:t>different to the textbo</w:t>
+      </w:r>
       <w:r>
         <w:rPr>
           <w:b/>
           <w:bCs/>
         </w:rPr>
-        <w:t>textbo</w:t>
+        <w:t>o</w:t>
       </w:r>
       <w:r>
         <w:rPr>
           <w:b/>
           <w:bCs/>
         </w:rPr>
-        <w:t>o</w:t>
+        <w:t>x</w:t>
       </w:r>
       <w:r>
         <w:rPr>
           <w:b/>
           <w:bCs/>
         </w:rPr>
-        <w:t>x</w:t>
+        <w:t>’s</w:t>
       </w:r>
       <w:r>
         <w:rPr>
           <w:b/>
           <w:bCs/>
         </w:rPr>
-        <w:t>’s</w:t>
-      </w:r>
-      <w:proofErr w:type="spellEnd"/>
-      <w:r>
-        <w:rPr>
-          <w:b/>
-          <w:bCs/>
-        </w:rPr>
         <w:t xml:space="preserve"> turtle graphics module</w:t>
       </w:r>
       <w:r>
@@ -2766,14 +2720,12 @@
       <w:r>
         <w:t xml:space="preserve"> </w:t>
       </w:r>
-      <w:proofErr w:type="spellStart"/>
       <w:r>
         <w:rPr>
           <w:rStyle w:val="codeChar"/>
         </w:rPr>
         <w:t>jupyturtle</w:t>
       </w:r>
-      <w:proofErr w:type="spellEnd"/>
       <w:r>
         <w:t xml:space="preserve"> (</w:t>
       </w:r>
@@ -2829,21 +2781,11 @@
         <w:rPr>
           <w:rStyle w:val="codeChar"/>
         </w:rPr>
-        <w:t xml:space="preserve">import </w:t>
-      </w:r>
-      <w:proofErr w:type="spellStart"/>
-      <w:r>
-        <w:rPr>
-          <w:rStyle w:val="codeChar"/>
-        </w:rPr>
-        <w:t>jupyturtle</w:t>
-      </w:r>
-      <w:proofErr w:type="spellEnd"/>
-      <w:proofErr w:type="gramStart"/>
+        <w:t>import jupyturtle</w:t>
+      </w:r>
       <w:r>
         <w:t>);</w:t>
       </w:r>
-      <w:proofErr w:type="gramEnd"/>
     </w:p>
     <w:p>
       <w:pPr>
@@ -2859,18 +2801,15 @@
       <w:r>
         <w:t xml:space="preserve">occurrences of </w:t>
       </w:r>
-      <w:proofErr w:type="spellStart"/>
       <w:r>
         <w:rPr>
           <w:rStyle w:val="codeChar"/>
         </w:rPr>
         <w:t>jupyturtle</w:t>
       </w:r>
-      <w:proofErr w:type="spellEnd"/>
       <w:r>
         <w:t xml:space="preserve"> with </w:t>
       </w:r>
-      <w:proofErr w:type="gramStart"/>
       <w:r>
         <w:rPr>
           <w:rStyle w:val="codeChar"/>
@@ -2880,7 +2819,6 @@
       <w:r>
         <w:t>;</w:t>
       </w:r>
-      <w:proofErr w:type="gramEnd"/>
     </w:p>
     <w:p>
       <w:pPr>
@@ -2893,19 +2831,11 @@
       <w:r>
         <w:t xml:space="preserve">delete the line </w:t>
       </w:r>
-      <w:proofErr w:type="spellStart"/>
-      <w:r>
-        <w:rPr>
-          <w:rStyle w:val="codeChar"/>
-        </w:rPr>
-        <w:t>jupyturtle.make_turtle</w:t>
-      </w:r>
-      <w:proofErr w:type="spellEnd"/>
-      <w:r>
-        <w:rPr>
-          <w:rStyle w:val="codeChar"/>
-        </w:rPr>
-        <w:t>()</w:t>
+      <w:r>
+        <w:rPr>
+          <w:rStyle w:val="codeChar"/>
+        </w:rPr>
+        <w:t>jupyturtle.make_turtle()</w:t>
       </w:r>
       <w:r>
         <w:t>, because a</w:t>
@@ -2922,14 +2852,12 @@
       <w:r>
         <w:t xml:space="preserve"> </w:t>
       </w:r>
-      <w:proofErr w:type="gramStart"/>
       <w:r>
         <w:t>module</w:t>
       </w:r>
       <w:r>
         <w:t>;</w:t>
       </w:r>
-      <w:proofErr w:type="gramEnd"/>
     </w:p>
     <w:p>
       <w:pPr>
@@ -2945,19 +2873,11 @@
       <w:r>
         <w:t xml:space="preserve">occurrences of </w:t>
       </w:r>
-      <w:proofErr w:type="spellStart"/>
-      <w:r>
-        <w:rPr>
-          <w:rStyle w:val="codeChar"/>
-        </w:rPr>
-        <w:t>make_turtle</w:t>
-      </w:r>
-      <w:proofErr w:type="spellEnd"/>
-      <w:r>
-        <w:rPr>
-          <w:rStyle w:val="codeChar"/>
-        </w:rPr>
-        <w:t>()</w:t>
+      <w:r>
+        <w:rPr>
+          <w:rStyle w:val="codeChar"/>
+        </w:rPr>
+        <w:t>make_turtle()</w:t>
       </w:r>
       <w:r>
         <w:t>.</w:t>
@@ -2985,10 +2905,10 @@
     </w:p>
     <w:p>
       <w:r>
-        <w:t xml:space="preserve">Section </w:t>
-      </w:r>
-      <w:r>
-        <w:t xml:space="preserve">3.4 </w:t>
+        <w:t>The textbook reading</w:t>
+      </w:r>
+      <w:r>
+        <w:t xml:space="preserve"> </w:t>
       </w:r>
       <w:r>
         <w:t>provide</w:t>
@@ -3006,7 +2926,7 @@
         <w:t>for</w:t>
       </w:r>
       <w:r>
-        <w:t xml:space="preserve"> loops. Here we provide a little more detail. The variable immediately after the </w:t>
+        <w:t xml:space="preserve"> loops. Here we provide a more detail. The variable immediately after the </w:t>
       </w:r>
       <w:r>
         <w:rPr>
@@ -3037,24 +2957,14 @@
         <w:t>For example, the</w:t>
       </w:r>
       <w:r>
-        <w:t xml:space="preserve"> loop </w:t>
-      </w:r>
-      <w:proofErr w:type="gramStart"/>
-      <w:r>
-        <w:t>counter</w:t>
-      </w:r>
-      <w:proofErr w:type="gramEnd"/>
-      <w:r>
-        <w:t xml:space="preserve"> </w:t>
-      </w:r>
-      <w:proofErr w:type="spellStart"/>
+        <w:t xml:space="preserve"> loop counter </w:t>
+      </w:r>
       <w:r>
         <w:rPr>
           <w:rStyle w:val="codeChar"/>
         </w:rPr>
         <w:t>my_num</w:t>
       </w:r>
-      <w:proofErr w:type="spellEnd"/>
       <w:r>
         <w:t xml:space="preserve"> counts from </w:t>
       </w:r>
@@ -3076,15 +2986,7 @@
         <w:pStyle w:val="code"/>
       </w:pPr>
       <w:r>
-        <w:t xml:space="preserve">for </w:t>
-      </w:r>
-      <w:proofErr w:type="spellStart"/>
-      <w:r>
-        <w:t>my_num</w:t>
-      </w:r>
-      <w:proofErr w:type="spellEnd"/>
-      <w:r>
-        <w:t xml:space="preserve"> in range(6):</w:t>
+        <w:t>for my_num in range(6):</w:t>
       </w:r>
     </w:p>
     <w:p>
@@ -3100,15 +3002,7 @@
         <w:pStyle w:val="code"/>
       </w:pPr>
       <w:r>
-        <w:t xml:space="preserve">    print('The loop counter is currently', </w:t>
-      </w:r>
-      <w:proofErr w:type="spellStart"/>
-      <w:r>
-        <w:t>my_num</w:t>
-      </w:r>
-      <w:proofErr w:type="spellEnd"/>
-      <w:r>
-        <w:t>)</w:t>
+        <w:t xml:space="preserve">    print('The loop counter is currently', my_num)</w:t>
       </w:r>
     </w:p>
     <w:p>
@@ -3147,27 +3041,7 @@
           <w:sz w:val="22"/>
           <w:szCs w:val="22"/>
         </w:rPr>
-        <w:t xml:space="preserve">Because the loop counter starts at zero, it </w:t>
-      </w:r>
-      <w:proofErr w:type="gramStart"/>
-      <w:r>
-        <w:rPr>
-          <w:rFonts w:asciiTheme="minorHAnsi" w:hAnsiTheme="minorHAnsi"/>
-          <w:color w:val="auto"/>
-          <w:sz w:val="22"/>
-          <w:szCs w:val="22"/>
-        </w:rPr>
-        <w:t>counts up</w:t>
-      </w:r>
-      <w:proofErr w:type="gramEnd"/>
-      <w:r>
-        <w:rPr>
-          <w:rFonts w:asciiTheme="minorHAnsi" w:hAnsiTheme="minorHAnsi"/>
-          <w:color w:val="auto"/>
-          <w:sz w:val="22"/>
-          <w:szCs w:val="22"/>
-        </w:rPr>
-        <w:t xml:space="preserve"> to but not including the </w:t>
+        <w:t xml:space="preserve">Because the loop counter starts at zero, it counts up to but not including the </w:t>
       </w:r>
       <w:r>
         <w:t>range</w:t>
@@ -3418,13 +3292,8 @@
       <w:pPr>
         <w:pStyle w:val="code"/>
       </w:pPr>
-      <w:proofErr w:type="spellStart"/>
-      <w:r>
-        <w:t>sum_of_squares</w:t>
-      </w:r>
-      <w:proofErr w:type="spellEnd"/>
-      <w:r>
-        <w:t xml:space="preserve"> = 0</w:t>
+      <w:r>
+        <w:t>sum_of_squares = 0</w:t>
       </w:r>
     </w:p>
     <w:p>
@@ -3440,60 +3309,23 @@
         <w:pStyle w:val="code"/>
       </w:pPr>
       <w:r>
-        <w:t xml:space="preserve">    </w:t>
-      </w:r>
-      <w:proofErr w:type="spellStart"/>
-      <w:r>
-        <w:t>n_squared</w:t>
-      </w:r>
-      <w:proofErr w:type="spellEnd"/>
-      <w:r>
-        <w:t xml:space="preserve"> = n*n</w:t>
-      </w:r>
-    </w:p>
-    <w:p>
-      <w:pPr>
-        <w:pStyle w:val="code"/>
-      </w:pPr>
-      <w:r>
-        <w:t xml:space="preserve">    </w:t>
-      </w:r>
-      <w:proofErr w:type="spellStart"/>
-      <w:r>
-        <w:t>sum_of_squares</w:t>
-      </w:r>
-      <w:proofErr w:type="spellEnd"/>
-      <w:r>
-        <w:t xml:space="preserve"> = </w:t>
-      </w:r>
-      <w:proofErr w:type="spellStart"/>
-      <w:r>
-        <w:t>sum_of_squares</w:t>
-      </w:r>
-      <w:proofErr w:type="spellEnd"/>
-      <w:r>
-        <w:t xml:space="preserve"> + </w:t>
-      </w:r>
-      <w:proofErr w:type="spellStart"/>
-      <w:r>
-        <w:t>n_squared</w:t>
-      </w:r>
-      <w:proofErr w:type="spellEnd"/>
-    </w:p>
-    <w:p>
-      <w:pPr>
-        <w:pStyle w:val="code"/>
-      </w:pPr>
-      <w:r>
-        <w:t xml:space="preserve">print('Sum is', </w:t>
-      </w:r>
-      <w:proofErr w:type="spellStart"/>
-      <w:r>
-        <w:t>sum_of_squares</w:t>
-      </w:r>
-      <w:proofErr w:type="spellEnd"/>
-      <w:r>
-        <w:t>)</w:t>
+        <w:t xml:space="preserve">    n_squared = n*n</w:t>
+      </w:r>
+    </w:p>
+    <w:p>
+      <w:pPr>
+        <w:pStyle w:val="code"/>
+      </w:pPr>
+      <w:r>
+        <w:t xml:space="preserve">    sum_of_squares = sum_of_squares + n_squared</w:t>
+      </w:r>
+    </w:p>
+    <w:p>
+      <w:pPr>
+        <w:pStyle w:val="code"/>
+      </w:pPr>
+      <w:r>
+        <w:t>print('Sum is', sum_of_squares)</w:t>
       </w:r>
     </w:p>
     <w:p>
@@ -3659,11 +3491,9 @@
         </w:rPr>
         <w:t xml:space="preserve"> loop. The outer and inner loops should use different loop counters, as in the following example using the outer loop counter </w:t>
       </w:r>
-      <w:proofErr w:type="spellStart"/>
       <w:r>
         <w:t>i</w:t>
       </w:r>
-      <w:proofErr w:type="spellEnd"/>
       <w:r>
         <w:rPr>
           <w:rFonts w:ascii="Calibri" w:hAnsi="Calibri" w:cs="Calibri"/>
@@ -3699,39 +3529,15 @@
         <w:pStyle w:val="code"/>
       </w:pPr>
       <w:r>
-        <w:t xml:space="preserve">for </w:t>
-      </w:r>
-      <w:proofErr w:type="spellStart"/>
-      <w:r>
-        <w:t>i</w:t>
-      </w:r>
-      <w:proofErr w:type="spellEnd"/>
-      <w:r>
-        <w:t xml:space="preserve"> in range(3):</w:t>
-      </w:r>
-    </w:p>
-    <w:p>
-      <w:pPr>
-        <w:pStyle w:val="code"/>
-      </w:pPr>
-      <w:r>
-        <w:t xml:space="preserve">    print('Outer loop counter </w:t>
-      </w:r>
-      <w:proofErr w:type="spellStart"/>
-      <w:r>
-        <w:t>i</w:t>
-      </w:r>
-      <w:proofErr w:type="spellEnd"/>
-      <w:r>
-        <w:t xml:space="preserve"> is', </w:t>
-      </w:r>
-      <w:proofErr w:type="spellStart"/>
-      <w:r>
-        <w:t>i</w:t>
-      </w:r>
-      <w:proofErr w:type="spellEnd"/>
-      <w:r>
-        <w:t>)</w:t>
+        <w:t>for i in range(3):</w:t>
+      </w:r>
+    </w:p>
+    <w:p>
+      <w:pPr>
+        <w:pStyle w:val="code"/>
+      </w:pPr>
+      <w:r>
+        <w:t xml:space="preserve">    print('Outer loop counter i is', i)</w:t>
       </w:r>
     </w:p>
     <w:p>
@@ -3755,47 +3561,15 @@
         <w:pStyle w:val="code"/>
       </w:pPr>
       <w:r>
-        <w:t xml:space="preserve">        print('</w:t>
-      </w:r>
-      <w:proofErr w:type="spellStart"/>
-      <w:r>
-        <w:t>i</w:t>
-      </w:r>
-      <w:proofErr w:type="spellEnd"/>
-      <w:r>
-        <w:t xml:space="preserve"> + j is', </w:t>
-      </w:r>
-      <w:proofErr w:type="spellStart"/>
-      <w:r>
-        <w:t>i+j</w:t>
-      </w:r>
-      <w:proofErr w:type="spellEnd"/>
-      <w:r>
-        <w:t>)</w:t>
-      </w:r>
-    </w:p>
-    <w:p>
-      <w:pPr>
-        <w:pStyle w:val="code"/>
-      </w:pPr>
-      <w:r>
-        <w:t xml:space="preserve">    print('Outer loop iteration is finishing, and </w:t>
-      </w:r>
-      <w:proofErr w:type="spellStart"/>
-      <w:r>
-        <w:t>i</w:t>
-      </w:r>
-      <w:proofErr w:type="spellEnd"/>
-      <w:r>
-        <w:t xml:space="preserve"> is still', </w:t>
-      </w:r>
-      <w:proofErr w:type="spellStart"/>
-      <w:r>
-        <w:t>i</w:t>
-      </w:r>
-      <w:proofErr w:type="spellEnd"/>
-      <w:r>
-        <w:t>)</w:t>
+        <w:t xml:space="preserve">        print('i + j is', i+j)</w:t>
+      </w:r>
+    </w:p>
+    <w:p>
+      <w:pPr>
+        <w:pStyle w:val="code"/>
+      </w:pPr>
+      <w:r>
+        <w:t xml:space="preserve">    print('Outer loop iteration is finishing, and i is still', i)</w:t>
       </w:r>
     </w:p>
     <w:p>
@@ -3923,29 +3697,16 @@
         <w:pStyle w:val="code"/>
       </w:pPr>
       <w:r>
-        <w:t xml:space="preserve">for </w:t>
-      </w:r>
-      <w:proofErr w:type="spellStart"/>
-      <w:r>
-        <w:t>i</w:t>
-      </w:r>
-      <w:proofErr w:type="spellEnd"/>
-      <w:r>
-        <w:t xml:space="preserve"> in range(3):</w:t>
-      </w:r>
-    </w:p>
-    <w:p>
-      <w:pPr>
-        <w:pStyle w:val="code"/>
-      </w:pPr>
-      <w:r>
-        <w:t xml:space="preserve">    x = 20 * </w:t>
-      </w:r>
-      <w:proofErr w:type="spellStart"/>
-      <w:r>
-        <w:t>i</w:t>
-      </w:r>
-      <w:proofErr w:type="spellEnd"/>
+        <w:t>for i in range(3):</w:t>
+      </w:r>
+    </w:p>
+    <w:p>
+      <w:pPr>
+        <w:pStyle w:val="code"/>
+      </w:pPr>
+      <w:r>
+        <w:t xml:space="preserve">    x = 20 * i</w:t>
+      </w:r>
     </w:p>
     <w:p>
       <w:pPr>
@@ -3973,29 +3734,30 @@
       <w:r>
         <w:t xml:space="preserve">        </w:t>
       </w:r>
-      <w:proofErr w:type="spellStart"/>
-      <w:proofErr w:type="gramStart"/>
       <w:r>
         <w:rPr>
           <w:lang w:val="fr-FR"/>
         </w:rPr>
-        <w:t>t.penup</w:t>
-      </w:r>
-      <w:proofErr w:type="spellEnd"/>
-      <w:proofErr w:type="gramEnd"/>
-      <w:r>
+        <w:t>t.penup()</w:t>
+      </w:r>
+    </w:p>
+    <w:p>
+      <w:pPr>
+        <w:pStyle w:val="code"/>
         <w:rPr>
           <w:lang w:val="fr-FR"/>
         </w:rPr>
-        <w:t>()</w:t>
-      </w:r>
-    </w:p>
-    <w:p>
-      <w:pPr>
-        <w:pStyle w:val="code"/>
+      </w:pPr>
+      <w:r>
         <w:rPr>
           <w:lang w:val="fr-FR"/>
         </w:rPr>
+        <w:t xml:space="preserve">        t.goto(x, y)</w:t>
+      </w:r>
+    </w:p>
+    <w:p>
+      <w:pPr>
+        <w:pStyle w:val="code"/>
       </w:pPr>
       <w:r>
         <w:rPr>
@@ -4003,56 +3765,16 @@
         </w:rPr>
         <w:t xml:space="preserve">        </w:t>
       </w:r>
-      <w:proofErr w:type="spellStart"/>
-      <w:proofErr w:type="gramStart"/>
-      <w:r>
-        <w:rPr>
-          <w:lang w:val="fr-FR"/>
-        </w:rPr>
-        <w:t>t.goto</w:t>
-      </w:r>
-      <w:proofErr w:type="spellEnd"/>
-      <w:proofErr w:type="gramEnd"/>
-      <w:r>
-        <w:rPr>
-          <w:lang w:val="fr-FR"/>
-        </w:rPr>
-        <w:t>(x, y)</w:t>
-      </w:r>
-    </w:p>
-    <w:p>
-      <w:pPr>
-        <w:pStyle w:val="code"/>
-      </w:pPr>
-      <w:r>
-        <w:rPr>
-          <w:lang w:val="fr-FR"/>
-        </w:rPr>
-        <w:t xml:space="preserve">        </w:t>
-      </w:r>
-      <w:proofErr w:type="spellStart"/>
-      <w:r>
-        <w:t>t.pendown</w:t>
-      </w:r>
-      <w:proofErr w:type="spellEnd"/>
-      <w:r>
-        <w:t>()</w:t>
-      </w:r>
-    </w:p>
-    <w:p>
-      <w:pPr>
-        <w:pStyle w:val="code"/>
-      </w:pPr>
-      <w:r>
-        <w:t xml:space="preserve">        </w:t>
-      </w:r>
-      <w:proofErr w:type="spellStart"/>
-      <w:r>
-        <w:t>t.circle</w:t>
-      </w:r>
-      <w:proofErr w:type="spellEnd"/>
-      <w:r>
-        <w:t>(4)</w:t>
+      <w:r>
+        <w:t>t.pendown()</w:t>
+      </w:r>
+    </w:p>
+    <w:p>
+      <w:pPr>
+        <w:pStyle w:val="code"/>
+      </w:pPr>
+      <w:r>
+        <w:t xml:space="preserve">        t.circle(4)</w:t>
       </w:r>
     </w:p>
     <w:p>
@@ -4258,21 +3980,8 @@
       <w:pPr>
         <w:pStyle w:val="code"/>
       </w:pPr>
-      <w:proofErr w:type="spellStart"/>
-      <w:r>
-        <w:t>my_turtle</w:t>
-      </w:r>
-      <w:proofErr w:type="spellEnd"/>
-      <w:r>
-        <w:t xml:space="preserve"> = </w:t>
-      </w:r>
-      <w:proofErr w:type="spellStart"/>
-      <w:r>
-        <w:t>turtle.Turtle</w:t>
-      </w:r>
-      <w:proofErr w:type="spellEnd"/>
-      <w:r>
-        <w:t>()</w:t>
+      <w:r>
+        <w:t>my_turtle = turtle.Turtle()</w:t>
       </w:r>
     </w:p>
     <w:p>
@@ -4307,15 +4016,7 @@
         <w:t>Turtle</w:t>
       </w:r>
       <w:r>
-        <w:t xml:space="preserve"> are </w:t>
-      </w:r>
-      <w:proofErr w:type="gramStart"/>
-      <w:r>
-        <w:t>completely separate</w:t>
-      </w:r>
-      <w:proofErr w:type="gramEnd"/>
-      <w:r>
-        <w:t xml:space="preserve">, different entities. In fact, lowercase </w:t>
+        <w:t xml:space="preserve"> are completely separate, different entities. In fact, lowercase </w:t>
       </w:r>
       <w:r>
         <w:rPr>
@@ -4381,15 +4082,7 @@
         <w:t>Turtle</w:t>
       </w:r>
       <w:r>
-        <w:t xml:space="preserve"> class. Constructors can have parameters, but this one has </w:t>
-      </w:r>
-      <w:proofErr w:type="gramStart"/>
-      <w:r>
-        <w:t>a zero parameters</w:t>
-      </w:r>
-      <w:proofErr w:type="gramEnd"/>
-      <w:r>
-        <w:t>.</w:t>
+        <w:t xml:space="preserve"> class. Constructors can have parameters, but this one has a zero parameters.</w:t>
       </w:r>
     </w:p>
     <w:p>
@@ -4403,14 +4096,12 @@
       <w:r>
         <w:t xml:space="preserve">The variable </w:t>
       </w:r>
-      <w:proofErr w:type="spellStart"/>
       <w:r>
         <w:rPr>
           <w:rStyle w:val="codeChar"/>
         </w:rPr>
         <w:t>my_turtle</w:t>
       </w:r>
-      <w:proofErr w:type="spellEnd"/>
       <w:r>
         <w:t xml:space="preserve"> refers to the new object that was created by the constructor. The datatype of this variable is </w:t>
       </w:r>
@@ -4455,15 +4146,7 @@
         <w:t>John M. Zelle</w:t>
       </w:r>
       <w:r>
-        <w:t xml:space="preserve">. This module is not built </w:t>
-      </w:r>
-      <w:proofErr w:type="gramStart"/>
-      <w:r>
-        <w:t>in to</w:t>
-      </w:r>
-      <w:proofErr w:type="gramEnd"/>
-      <w:r>
-        <w:t xml:space="preserve"> Python. You </w:t>
+        <w:t xml:space="preserve">. This module is not built in to Python. You </w:t>
       </w:r>
       <w:r>
         <w:t>must</w:t>
@@ -4520,69 +4203,25 @@
           <w:lang w:val="fr-FR"/>
         </w:rPr>
       </w:pPr>
-      <w:proofErr w:type="gramStart"/>
       <w:r>
         <w:rPr>
           <w:lang w:val="fr-FR"/>
         </w:rPr>
-        <w:t>p</w:t>
-      </w:r>
-      <w:proofErr w:type="gramEnd"/>
-      <w:r>
+        <w:t>p = graphics.Point(50, 100)</w:t>
+      </w:r>
+    </w:p>
+    <w:p>
+      <w:pPr>
+        <w:pStyle w:val="code"/>
         <w:rPr>
           <w:lang w:val="fr-FR"/>
         </w:rPr>
-        <w:t xml:space="preserve"> = </w:t>
-      </w:r>
-      <w:proofErr w:type="spellStart"/>
+      </w:pPr>
       <w:r>
         <w:rPr>
           <w:lang w:val="fr-FR"/>
         </w:rPr>
-        <w:t>graphics.Point</w:t>
-      </w:r>
-      <w:proofErr w:type="spellEnd"/>
-      <w:r>
-        <w:rPr>
-          <w:lang w:val="fr-FR"/>
-        </w:rPr>
-        <w:t>(50, 100)</w:t>
-      </w:r>
-    </w:p>
-    <w:p>
-      <w:pPr>
-        <w:pStyle w:val="code"/>
-        <w:rPr>
-          <w:lang w:val="fr-FR"/>
-        </w:rPr>
-      </w:pPr>
-      <w:proofErr w:type="gramStart"/>
-      <w:r>
-        <w:rPr>
-          <w:lang w:val="fr-FR"/>
-        </w:rPr>
-        <w:t>c</w:t>
-      </w:r>
-      <w:proofErr w:type="gramEnd"/>
-      <w:r>
-        <w:rPr>
-          <w:lang w:val="fr-FR"/>
-        </w:rPr>
-        <w:t xml:space="preserve"> = </w:t>
-      </w:r>
-      <w:proofErr w:type="spellStart"/>
-      <w:r>
-        <w:rPr>
-          <w:lang w:val="fr-FR"/>
-        </w:rPr>
-        <w:t>graphics.Circle</w:t>
-      </w:r>
-      <w:proofErr w:type="spellEnd"/>
-      <w:r>
-        <w:rPr>
-          <w:lang w:val="fr-FR"/>
-        </w:rPr>
-        <w:t>(p, 25)</w:t>
+        <w:t>c = graphics.Circle(p, 25)</w:t>
       </w:r>
     </w:p>
     <w:p>
@@ -4723,32 +4362,13 @@
         <w:t>method</w:t>
       </w:r>
       <w:r>
-        <w:t xml:space="preserve"> is a special kind of function which performs an action on an object. For example, given </w:t>
-      </w:r>
-      <w:proofErr w:type="gramStart"/>
-      <w:r>
-        <w:t xml:space="preserve">the </w:t>
-      </w:r>
-      <w:proofErr w:type="spellStart"/>
-      <w:r>
-        <w:rPr>
-          <w:rStyle w:val="codeChar"/>
-        </w:rPr>
-        <w:t>my</w:t>
-      </w:r>
-      <w:proofErr w:type="gramEnd"/>
-      <w:r>
-        <w:rPr>
-          <w:rStyle w:val="codeChar"/>
-        </w:rPr>
-        <w:t>_turtle</w:t>
-      </w:r>
-      <w:proofErr w:type="spellEnd"/>
-      <w:r>
-        <w:rPr>
-          <w:rStyle w:val="codeChar"/>
-        </w:rPr>
-        <w:t xml:space="preserve"> </w:t>
+        <w:t xml:space="preserve"> is a special kind of function which performs an action on an object. For example, given the </w:t>
+      </w:r>
+      <w:r>
+        <w:rPr>
+          <w:rStyle w:val="codeChar"/>
+        </w:rPr>
+        <w:t xml:space="preserve">my_turtle </w:t>
       </w:r>
       <w:r>
         <w:t xml:space="preserve">object defined earlier, we can use the </w:t>
@@ -4776,13 +4396,8 @@
       <w:pPr>
         <w:pStyle w:val="code"/>
       </w:pPr>
-      <w:proofErr w:type="spellStart"/>
-      <w:r>
-        <w:t>my_turtle.forward</w:t>
-      </w:r>
-      <w:proofErr w:type="spellEnd"/>
-      <w:r>
-        <w:t>(100)</w:t>
+      <w:r>
+        <w:t>my_turtle.forward(100)</w:t>
       </w:r>
     </w:p>
     <w:p>
@@ -4799,87 +4414,59 @@
       <w:r>
         <w:t xml:space="preserve">, which has the format </w:t>
       </w:r>
-      <w:proofErr w:type="spellStart"/>
       <w:r>
         <w:rPr>
           <w:b/>
           <w:bCs/>
         </w:rPr>
-        <w:t>object.method</w:t>
-      </w:r>
-      <w:proofErr w:type="spellEnd"/>
+        <w:t>object.method(parameters)</w:t>
+      </w:r>
+      <w:r>
+        <w:t>.</w:t>
+      </w:r>
+    </w:p>
+    <w:p>
+      <w:r>
+        <w:t xml:space="preserve">In Python, dot notation is ambiguous. It can also be used to invoke a </w:t>
+      </w:r>
+      <w:r>
+        <w:rPr>
+          <w:i/>
+          <w:iCs/>
+        </w:rPr>
+        <w:t>function</w:t>
+      </w:r>
+      <w:r>
+        <w:t xml:space="preserve"> inside a module</w:t>
+      </w:r>
+      <w:r>
+        <w:t xml:space="preserve">, using the format </w:t>
+      </w:r>
       <w:r>
         <w:rPr>
           <w:b/>
           <w:bCs/>
         </w:rPr>
-        <w:t>(parameters)</w:t>
-      </w:r>
-      <w:r>
-        <w:t>.</w:t>
-      </w:r>
-    </w:p>
-    <w:p>
-      <w:r>
-        <w:t xml:space="preserve">In Python, dot notation is ambiguous. It can also be used to invoke a </w:t>
-      </w:r>
-      <w:r>
-        <w:rPr>
-          <w:i/>
-          <w:iCs/>
-        </w:rPr>
-        <w:t>function</w:t>
-      </w:r>
-      <w:r>
-        <w:t xml:space="preserve"> inside a module</w:t>
-      </w:r>
-      <w:r>
-        <w:t xml:space="preserve">, using the format </w:t>
-      </w:r>
-      <w:proofErr w:type="spellStart"/>
-      <w:r>
-        <w:rPr>
-          <w:b/>
-          <w:bCs/>
-        </w:rPr>
-        <w:t>module.function</w:t>
-      </w:r>
-      <w:proofErr w:type="spellEnd"/>
-      <w:r>
-        <w:rPr>
-          <w:b/>
-          <w:bCs/>
-        </w:rPr>
-        <w:t>(parameters)</w:t>
+        <w:t>module.function(parameters)</w:t>
       </w:r>
       <w:r>
         <w:t xml:space="preserve">. For example </w:t>
       </w:r>
-      <w:proofErr w:type="spellStart"/>
-      <w:r>
-        <w:rPr>
-          <w:rStyle w:val="codeChar"/>
-        </w:rPr>
-        <w:t>random.randint</w:t>
-      </w:r>
-      <w:proofErr w:type="spellEnd"/>
-      <w:r>
-        <w:rPr>
-          <w:rStyle w:val="codeChar"/>
-        </w:rPr>
-        <w:t>()</w:t>
+      <w:r>
+        <w:rPr>
+          <w:rStyle w:val="codeChar"/>
+        </w:rPr>
+        <w:t>random.randint()</w:t>
       </w:r>
       <w:r>
         <w:t xml:space="preserve"> invokes the </w:t>
       </w:r>
-      <w:proofErr w:type="spellStart"/>
       <w:r>
         <w:rPr>
           <w:rStyle w:val="codeChar"/>
         </w:rPr>
         <w:t>randint</w:t>
       </w:r>
-      <w:proofErr w:type="spellEnd"/>
       <w:r>
         <w:t xml:space="preserve"> function from the </w:t>
       </w:r>
@@ -4895,19 +4482,11 @@
       <w:r>
         <w:t xml:space="preserve"> Another example would be </w:t>
       </w:r>
-      <w:proofErr w:type="spellStart"/>
-      <w:r>
-        <w:rPr>
-          <w:rStyle w:val="codeChar"/>
-        </w:rPr>
-        <w:t>turtle.clear</w:t>
-      </w:r>
-      <w:proofErr w:type="spellEnd"/>
-      <w:r>
-        <w:rPr>
-          <w:rStyle w:val="codeChar"/>
-        </w:rPr>
-        <w:t>()</w:t>
+      <w:r>
+        <w:rPr>
+          <w:rStyle w:val="codeChar"/>
+        </w:rPr>
+        <w:t>turtle.clear()</w:t>
       </w:r>
       <w:r>
         <w:t xml:space="preserve">, which invokes the </w:t>
@@ -4937,15 +4516,7 @@
         <w:t>Turtle</w:t>
       </w:r>
       <w:r>
-        <w:t xml:space="preserve"> </w:t>
-      </w:r>
-      <w:proofErr w:type="gramStart"/>
-      <w:r>
-        <w:t>object, but</w:t>
-      </w:r>
-      <w:proofErr w:type="gramEnd"/>
-      <w:r>
-        <w:t xml:space="preserve"> clears the entire </w:t>
+        <w:t xml:space="preserve"> object, but clears the entire </w:t>
       </w:r>
       <w:r>
         <w:rPr>
@@ -4959,19 +4530,11 @@
       <w:r>
         <w:t xml:space="preserve"> Contrast this with </w:t>
       </w:r>
-      <w:proofErr w:type="spellStart"/>
-      <w:r>
-        <w:rPr>
-          <w:rStyle w:val="codeChar"/>
-        </w:rPr>
-        <w:t>my_turtle.forward</w:t>
-      </w:r>
-      <w:proofErr w:type="spellEnd"/>
-      <w:r>
-        <w:rPr>
-          <w:rStyle w:val="codeChar"/>
-        </w:rPr>
-        <w:t>(100)</w:t>
+      <w:r>
+        <w:rPr>
+          <w:rStyle w:val="codeChar"/>
+        </w:rPr>
+        <w:t>my_turtle.forward(100)</w:t>
       </w:r>
       <w:r>
         <w:t xml:space="preserve">, which invokes the </w:t>
@@ -4985,14 +4548,12 @@
       <w:r>
         <w:t xml:space="preserve"> method on the specific object </w:t>
       </w:r>
-      <w:proofErr w:type="spellStart"/>
       <w:r>
         <w:rPr>
           <w:rStyle w:val="codeChar"/>
         </w:rPr>
         <w:t>my_turtle</w:t>
       </w:r>
-      <w:proofErr w:type="spellEnd"/>
       <w:r>
         <w:t>.</w:t>
       </w:r>
@@ -5036,19 +4597,11 @@
           <w:numId w:val="3"/>
         </w:numPr>
       </w:pPr>
-      <w:proofErr w:type="spellStart"/>
-      <w:r>
-        <w:rPr>
-          <w:rStyle w:val="codeChar"/>
-        </w:rPr>
-        <w:t>turtle.tracer</w:t>
-      </w:r>
-      <w:proofErr w:type="spellEnd"/>
-      <w:r>
-        <w:rPr>
-          <w:rStyle w:val="codeChar"/>
-        </w:rPr>
-        <w:t>()</w:t>
+      <w:r>
+        <w:rPr>
+          <w:rStyle w:val="codeChar"/>
+        </w:rPr>
+        <w:t>turtle.tracer()</w:t>
       </w:r>
       <w:r>
         <w:t xml:space="preserve">, a function in the </w:t>
@@ -5071,19 +4624,11 @@
           <w:numId w:val="3"/>
         </w:numPr>
       </w:pPr>
-      <w:proofErr w:type="spellStart"/>
-      <w:r>
-        <w:rPr>
-          <w:rStyle w:val="codeChar"/>
-        </w:rPr>
-        <w:t>Turtle.speed</w:t>
-      </w:r>
-      <w:proofErr w:type="spellEnd"/>
-      <w:r>
-        <w:rPr>
-          <w:rStyle w:val="codeChar"/>
-        </w:rPr>
-        <w:t>()</w:t>
+      <w:r>
+        <w:rPr>
+          <w:rStyle w:val="codeChar"/>
+        </w:rPr>
+        <w:t>Turtle.speed()</w:t>
       </w:r>
       <w:r>
         <w:t xml:space="preserve">, a method in the </w:t>
@@ -5123,19 +4668,11 @@
       <w:r>
         <w:t xml:space="preserve">Place the command </w:t>
       </w:r>
-      <w:proofErr w:type="spellStart"/>
-      <w:r>
-        <w:rPr>
-          <w:rStyle w:val="codeChar"/>
-        </w:rPr>
-        <w:t>turtle.tracer</w:t>
-      </w:r>
-      <w:proofErr w:type="spellEnd"/>
-      <w:r>
-        <w:rPr>
-          <w:rStyle w:val="codeChar"/>
-        </w:rPr>
-        <w:t>(100)</w:t>
+      <w:r>
+        <w:rPr>
+          <w:rStyle w:val="codeChar"/>
+        </w:rPr>
+        <w:t>turtle.tracer(100)</w:t>
       </w:r>
       <w:r>
         <w:rPr>
@@ -5179,39 +4716,18 @@
               <w:pStyle w:val="ListParagraph"/>
               <w:ind w:left="0"/>
             </w:pPr>
-            <w:proofErr w:type="spellStart"/>
             <w:r>
               <w:rPr>
                 <w:rStyle w:val="codeChar"/>
               </w:rPr>
-              <w:t>turtle.update</w:t>
-            </w:r>
-            <w:proofErr w:type="spellEnd"/>
+              <w:t>turtle.update()</w:t>
+            </w:r>
             <w:r>
               <w:rPr>
                 <w:rStyle w:val="codeChar"/>
               </w:rPr>
-              <w:t>()</w:t>
-            </w:r>
-            <w:r>
-              <w:rPr>
-                <w:rStyle w:val="codeChar"/>
-              </w:rPr>
               <w:br/>
-            </w:r>
-            <w:proofErr w:type="spellStart"/>
-            <w:r>
-              <w:rPr>
-                <w:rStyle w:val="codeChar"/>
-              </w:rPr>
-              <w:t>turtle.mainloop</w:t>
-            </w:r>
-            <w:proofErr w:type="spellEnd"/>
-            <w:r>
-              <w:rPr>
-                <w:rStyle w:val="codeChar"/>
-              </w:rPr>
-              <w:t>()</w:t>
+              <w:t>turtle.mainloop()</w:t>
             </w:r>
           </w:p>
         </w:tc>
@@ -5241,19 +4757,11 @@
       <w:r>
         <w:t xml:space="preserve">The command </w:t>
       </w:r>
-      <w:proofErr w:type="spellStart"/>
-      <w:r>
-        <w:rPr>
-          <w:rStyle w:val="codeChar"/>
-        </w:rPr>
-        <w:t>turtle.tracer</w:t>
-      </w:r>
-      <w:proofErr w:type="spellEnd"/>
-      <w:r>
-        <w:rPr>
-          <w:rStyle w:val="codeChar"/>
-        </w:rPr>
-        <w:t>(100)</w:t>
+      <w:r>
+        <w:rPr>
+          <w:rStyle w:val="codeChar"/>
+        </w:rPr>
+        <w:t>turtle.tracer(100)</w:t>
       </w:r>
       <w:r>
         <w:t xml:space="preserve"> will make all turtle animations extremely fast, </w:t>
@@ -5264,19 +4772,11 @@
       <w:r>
         <w:t xml:space="preserve"> There is no need to adjust the speed of individual Turtle objects via </w:t>
       </w:r>
-      <w:proofErr w:type="spellStart"/>
-      <w:r>
-        <w:rPr>
-          <w:rStyle w:val="codeChar"/>
-        </w:rPr>
-        <w:t>Turtle.speed</w:t>
-      </w:r>
-      <w:proofErr w:type="spellEnd"/>
-      <w:r>
-        <w:rPr>
-          <w:rStyle w:val="codeChar"/>
-        </w:rPr>
-        <w:t>()</w:t>
+      <w:r>
+        <w:rPr>
+          <w:rStyle w:val="codeChar"/>
+        </w:rPr>
+        <w:t>Turtle.speed()</w:t>
       </w:r>
       <w:r>
         <w:t>.</w:t>
@@ -5293,19 +4793,11 @@
       <w:r>
         <w:t xml:space="preserve">We need </w:t>
       </w:r>
-      <w:proofErr w:type="spellStart"/>
-      <w:r>
-        <w:rPr>
-          <w:rStyle w:val="codeChar"/>
-        </w:rPr>
-        <w:t>turtle.update</w:t>
-      </w:r>
-      <w:proofErr w:type="spellEnd"/>
-      <w:r>
-        <w:rPr>
-          <w:rStyle w:val="codeChar"/>
-        </w:rPr>
-        <w:t>()</w:t>
+      <w:r>
+        <w:rPr>
+          <w:rStyle w:val="codeChar"/>
+        </w:rPr>
+        <w:t>turtle.update()</w:t>
       </w:r>
       <w:r>
         <w:t xml:space="preserve"> at the end because</w:t>
@@ -5325,19 +4817,11 @@
       <w:r>
         <w:t xml:space="preserve">On some Python systems, we need </w:t>
       </w:r>
-      <w:proofErr w:type="spellStart"/>
-      <w:r>
-        <w:rPr>
-          <w:rStyle w:val="codeChar"/>
-        </w:rPr>
-        <w:t>turtle.mainloop</w:t>
-      </w:r>
-      <w:proofErr w:type="spellEnd"/>
-      <w:r>
-        <w:rPr>
-          <w:rStyle w:val="codeChar"/>
-        </w:rPr>
-        <w:t>()</w:t>
+      <w:r>
+        <w:rPr>
+          <w:rStyle w:val="codeChar"/>
+        </w:rPr>
+        <w:t>turtle.mainloop()</w:t>
       </w:r>
       <w:r>
         <w:t xml:space="preserve"> to keep the turtle window open.</w:t>
@@ -5464,48 +4948,39 @@
         <w:pStyle w:val="code"/>
       </w:pPr>
       <w:r>
+        <w:t>window = GraphWin("</w:t>
+      </w:r>
+      <w:r>
+        <w:t>My graphics window</w:t>
+      </w:r>
+      <w:r>
+        <w:t>",</w:t>
+      </w:r>
+      <w:r>
+        <w:t xml:space="preserve"> 300</w:t>
+      </w:r>
+      <w:r>
+        <w:t xml:space="preserve">, </w:t>
+      </w:r>
+      <w:r>
+        <w:t>300</w:t>
+      </w:r>
+      <w:r>
+        <w:t>)</w:t>
+      </w:r>
+    </w:p>
+    <w:p>
+      <w:r>
+        <w:t xml:space="preserve">instead of </w:t>
+      </w:r>
+    </w:p>
+    <w:p>
+      <w:pPr>
+        <w:pStyle w:val="code"/>
+      </w:pPr>
+      <w:r>
         <w:t xml:space="preserve">window = </w:t>
       </w:r>
-      <w:proofErr w:type="spellStart"/>
-      <w:r>
-        <w:t>GraphWin</w:t>
-      </w:r>
-      <w:proofErr w:type="spellEnd"/>
-      <w:r>
-        <w:t>("</w:t>
-      </w:r>
-      <w:r>
-        <w:t>My graphics window</w:t>
-      </w:r>
-      <w:r>
-        <w:t>",</w:t>
-      </w:r>
-      <w:r>
-        <w:t xml:space="preserve"> 300</w:t>
-      </w:r>
-      <w:r>
-        <w:t xml:space="preserve">, </w:t>
-      </w:r>
-      <w:r>
-        <w:t>300</w:t>
-      </w:r>
-      <w:r>
-        <w:t>)</w:t>
-      </w:r>
-    </w:p>
-    <w:p>
-      <w:r>
-        <w:t xml:space="preserve">instead of </w:t>
-      </w:r>
-    </w:p>
-    <w:p>
-      <w:pPr>
-        <w:pStyle w:val="code"/>
-      </w:pPr>
-      <w:r>
-        <w:t xml:space="preserve">window = </w:t>
-      </w:r>
-      <w:proofErr w:type="spellStart"/>
       <w:r>
         <w:rPr>
           <w:rStyle w:val="codeChar"/>
@@ -5516,11 +4991,7 @@
         <w:t>.</w:t>
       </w:r>
       <w:r>
-        <w:t>GraphWin</w:t>
-      </w:r>
-      <w:proofErr w:type="spellEnd"/>
-      <w:r>
-        <w:t>("</w:t>
+        <w:t>GraphWin("</w:t>
       </w:r>
       <w:r>
         <w:t>My graphics window</w:t>
@@ -5657,16 +5128,11 @@
       <w:r>
         <w:t xml:space="preserve">window = </w:t>
       </w:r>
-      <w:proofErr w:type="spellStart"/>
       <w:r>
         <w:t>gr.</w:t>
       </w:r>
       <w:r>
-        <w:t>GraphWin</w:t>
-      </w:r>
-      <w:proofErr w:type="spellEnd"/>
-      <w:r>
-        <w:t>("</w:t>
+        <w:t>GraphWin("</w:t>
       </w:r>
       <w:r>
         <w:t>My graphics window</w:t>
@@ -6007,19 +5473,11 @@
       <w:r>
         <w:t xml:space="preserve">, we can use the </w:t>
       </w:r>
-      <w:proofErr w:type="spellStart"/>
-      <w:r>
-        <w:rPr>
-          <w:rStyle w:val="codeChar"/>
-        </w:rPr>
-        <w:t>window.setCoords</w:t>
-      </w:r>
-      <w:proofErr w:type="spellEnd"/>
-      <w:r>
-        <w:rPr>
-          <w:rStyle w:val="codeChar"/>
-        </w:rPr>
-        <w:t>()</w:t>
+      <w:r>
+        <w:rPr>
+          <w:rStyle w:val="codeChar"/>
+        </w:rPr>
+        <w:t>window.setCoords()</w:t>
       </w:r>
       <w:r>
         <w:t xml:space="preserve"> function. For example, the following code creates a graphics window of size 300 pixels by 300 pixels and sets up a standard mathematical coordinate system with the origin at the bottom left.</w:t>
@@ -6049,142 +5507,44 @@
           <w:szCs w:val="18"/>
         </w:rPr>
       </w:pPr>
-      <w:proofErr w:type="spellStart"/>
       <w:r>
         <w:rPr>
           <w:sz w:val="18"/>
           <w:szCs w:val="18"/>
         </w:rPr>
-        <w:t>window_size</w:t>
-      </w:r>
-      <w:proofErr w:type="spellEnd"/>
-      <w:r>
+        <w:t>window_size = 300</w:t>
+      </w:r>
+    </w:p>
+    <w:p>
+      <w:pPr>
+        <w:pStyle w:val="code"/>
         <w:rPr>
           <w:sz w:val="18"/>
           <w:szCs w:val="18"/>
         </w:rPr>
-        <w:t xml:space="preserve"> = 300</w:t>
-      </w:r>
-    </w:p>
-    <w:p>
-      <w:pPr>
-        <w:pStyle w:val="code"/>
+      </w:pPr>
+      <w:r>
         <w:rPr>
           <w:sz w:val="18"/>
           <w:szCs w:val="18"/>
         </w:rPr>
-      </w:pPr>
-      <w:r>
+        <w:t>window = gr.GraphWin("graphics window with origin at bottom left", window_size, window_size)</w:t>
+      </w:r>
+    </w:p>
+    <w:p>
+      <w:pPr>
+        <w:pStyle w:val="code"/>
         <w:rPr>
           <w:sz w:val="18"/>
           <w:szCs w:val="18"/>
         </w:rPr>
-        <w:t xml:space="preserve">window = </w:t>
-      </w:r>
-      <w:proofErr w:type="spellStart"/>
+      </w:pPr>
       <w:r>
         <w:rPr>
           <w:sz w:val="18"/>
           <w:szCs w:val="18"/>
         </w:rPr>
-        <w:t>gr.GraphWin</w:t>
-      </w:r>
-      <w:proofErr w:type="spellEnd"/>
-      <w:r>
-        <w:rPr>
-          <w:sz w:val="18"/>
-          <w:szCs w:val="18"/>
-        </w:rPr>
-        <w:t xml:space="preserve">("graphics window with origin at bottom left", </w:t>
-      </w:r>
-      <w:proofErr w:type="spellStart"/>
-      <w:r>
-        <w:rPr>
-          <w:sz w:val="18"/>
-          <w:szCs w:val="18"/>
-        </w:rPr>
-        <w:t>window_size</w:t>
-      </w:r>
-      <w:proofErr w:type="spellEnd"/>
-      <w:r>
-        <w:rPr>
-          <w:sz w:val="18"/>
-          <w:szCs w:val="18"/>
-        </w:rPr>
-        <w:t xml:space="preserve">, </w:t>
-      </w:r>
-      <w:proofErr w:type="spellStart"/>
-      <w:r>
-        <w:rPr>
-          <w:sz w:val="18"/>
-          <w:szCs w:val="18"/>
-        </w:rPr>
-        <w:t>window_size</w:t>
-      </w:r>
-      <w:proofErr w:type="spellEnd"/>
-      <w:r>
-        <w:rPr>
-          <w:sz w:val="18"/>
-          <w:szCs w:val="18"/>
-        </w:rPr>
-        <w:t>)</w:t>
-      </w:r>
-    </w:p>
-    <w:p>
-      <w:pPr>
-        <w:pStyle w:val="code"/>
-        <w:rPr>
-          <w:sz w:val="18"/>
-          <w:szCs w:val="18"/>
-        </w:rPr>
-      </w:pPr>
-      <w:proofErr w:type="spellStart"/>
-      <w:r>
-        <w:rPr>
-          <w:sz w:val="18"/>
-          <w:szCs w:val="18"/>
-        </w:rPr>
-        <w:t>window.setCoords</w:t>
-      </w:r>
-      <w:proofErr w:type="spellEnd"/>
-      <w:r>
-        <w:rPr>
-          <w:sz w:val="18"/>
-          <w:szCs w:val="18"/>
-        </w:rPr>
-        <w:t xml:space="preserve">(0, 0, </w:t>
-      </w:r>
-      <w:proofErr w:type="spellStart"/>
-      <w:r>
-        <w:rPr>
-          <w:sz w:val="18"/>
-          <w:szCs w:val="18"/>
-        </w:rPr>
-        <w:t>window_size</w:t>
-      </w:r>
-      <w:proofErr w:type="spellEnd"/>
-      <w:r>
-        <w:rPr>
-          <w:sz w:val="18"/>
-          <w:szCs w:val="18"/>
-        </w:rPr>
-        <w:t xml:space="preserve">, </w:t>
-      </w:r>
-      <w:proofErr w:type="spellStart"/>
-      <w:r>
-        <w:rPr>
-          <w:sz w:val="18"/>
-          <w:szCs w:val="18"/>
-        </w:rPr>
-        <w:t>window_size</w:t>
-      </w:r>
-      <w:proofErr w:type="spellEnd"/>
-      <w:r>
-        <w:rPr>
-          <w:sz w:val="18"/>
-          <w:szCs w:val="18"/>
-        </w:rPr>
-        <w:t>)</w:t>
+        <w:t>window.setCoords(0, 0, window_size, window_size)</w:t>
       </w:r>
     </w:p>
     <w:p>
@@ -6498,13 +5858,8 @@
       <w:pPr>
         <w:pStyle w:val="code"/>
       </w:pPr>
-      <w:proofErr w:type="spellStart"/>
-      <w:r>
-        <w:t>elif</w:t>
-      </w:r>
-      <w:proofErr w:type="spellEnd"/>
-      <w:r>
-        <w:t xml:space="preserve"> happy:</w:t>
+      <w:r>
+        <w:t>elif happy:</w:t>
       </w:r>
     </w:p>
     <w:p>
@@ -6535,39 +5890,15 @@
         <w:pStyle w:val="code"/>
       </w:pPr>
       <w:r>
-        <w:t xml:space="preserve">def </w:t>
-      </w:r>
-      <w:proofErr w:type="spellStart"/>
-      <w:r>
-        <w:t>umbrella_advice</w:t>
-      </w:r>
-      <w:proofErr w:type="spellEnd"/>
-      <w:r>
-        <w:t>(</w:t>
-      </w:r>
-      <w:proofErr w:type="spellStart"/>
-      <w:r>
-        <w:t>is_raining</w:t>
-      </w:r>
-      <w:proofErr w:type="spellEnd"/>
-      <w:r>
-        <w:t>):</w:t>
-      </w:r>
-    </w:p>
-    <w:p>
-      <w:pPr>
-        <w:pStyle w:val="code"/>
-      </w:pPr>
-      <w:r>
-        <w:t xml:space="preserve">    if </w:t>
-      </w:r>
-      <w:proofErr w:type="spellStart"/>
-      <w:r>
-        <w:t>is_raining</w:t>
-      </w:r>
-      <w:proofErr w:type="spellEnd"/>
-      <w:r>
-        <w:t>:</w:t>
+        <w:t>def umbrella_advice(is_raining):</w:t>
+      </w:r>
+    </w:p>
+    <w:p>
+      <w:pPr>
+        <w:pStyle w:val="code"/>
+      </w:pPr>
+      <w:r>
+        <w:t xml:space="preserve">    if is_raining:</w:t>
       </w:r>
     </w:p>
     <w:p>
@@ -6603,13 +5934,8 @@
       <w:pPr>
         <w:pStyle w:val="code"/>
       </w:pPr>
-      <w:proofErr w:type="spellStart"/>
-      <w:r>
-        <w:t>umbrella_advice</w:t>
-      </w:r>
-      <w:proofErr w:type="spellEnd"/>
-      <w:r>
-        <w:t>(True)</w:t>
+      <w:r>
+        <w:t>umbrella_advice(True)</w:t>
       </w:r>
     </w:p>
     <w:p>
@@ -6792,15 +6118,7 @@
         </w:pBdr>
       </w:pPr>
       <w:r>
-        <w:t xml:space="preserve">t = </w:t>
-      </w:r>
-      <w:proofErr w:type="spellStart"/>
-      <w:r>
-        <w:t>turtle.Turtle</w:t>
-      </w:r>
-      <w:proofErr w:type="spellEnd"/>
-      <w:r>
-        <w:t>()</w:t>
+        <w:t>t = turtle.Turtle()</w:t>
       </w:r>
     </w:p>
     <w:p>
@@ -6813,13 +6131,8 @@
           <w:right w:val="single" w:sz="4" w:space="4" w:color="auto"/>
         </w:pBdr>
       </w:pPr>
-      <w:proofErr w:type="spellStart"/>
-      <w:r>
-        <w:t>t.speed</w:t>
-      </w:r>
-      <w:proofErr w:type="spellEnd"/>
-      <w:r>
-        <w:t>(0)</w:t>
+      <w:r>
+        <w:t>t.speed(0)</w:t>
       </w:r>
     </w:p>
     <w:p>
@@ -6858,15 +6171,7 @@
         </w:pBdr>
       </w:pPr>
       <w:r>
-        <w:t xml:space="preserve">def </w:t>
-      </w:r>
-      <w:proofErr w:type="spellStart"/>
-      <w:r>
-        <w:t>draw_face</w:t>
-      </w:r>
-      <w:proofErr w:type="spellEnd"/>
-      <w:r>
-        <w:t>(x, y, radius, color):</w:t>
+        <w:t>def draw_face(x, y, radius, color):</w:t>
       </w:r>
     </w:p>
     <w:p>
@@ -6908,15 +6213,7 @@
         </w:pBdr>
       </w:pPr>
       <w:r>
-        <w:t xml:space="preserve">def </w:t>
-      </w:r>
-      <w:proofErr w:type="spellStart"/>
-      <w:r>
-        <w:t>draw_body</w:t>
-      </w:r>
-      <w:proofErr w:type="spellEnd"/>
-      <w:r>
-        <w:t>(x, y, height):</w:t>
+        <w:t>def draw_body(x, y, height):</w:t>
       </w:r>
     </w:p>
     <w:p>
@@ -6971,13 +6268,8 @@
           <w:right w:val="single" w:sz="4" w:space="4" w:color="auto"/>
         </w:pBdr>
       </w:pPr>
-      <w:proofErr w:type="spellStart"/>
-      <w:r>
-        <w:t>draw_body</w:t>
-      </w:r>
-      <w:proofErr w:type="spellEnd"/>
-      <w:r>
-        <w:t>(-50, 20, 100)</w:t>
+      <w:r>
+        <w:t>draw_body(-50, 20, 100)</w:t>
       </w:r>
     </w:p>
     <w:p>
@@ -6990,13 +6282,8 @@
           <w:right w:val="single" w:sz="4" w:space="4" w:color="auto"/>
         </w:pBdr>
       </w:pPr>
-      <w:proofErr w:type="spellStart"/>
-      <w:r>
-        <w:t>draw_body</w:t>
-      </w:r>
-      <w:proofErr w:type="spellEnd"/>
-      <w:r>
-        <w:t>(150, -10, 80)</w:t>
+      <w:r>
+        <w:t>draw_body(150, -10, 80)</w:t>
       </w:r>
     </w:p>
     <w:p>
@@ -7196,23 +6483,7 @@
         </w:numPr>
       </w:pPr>
       <w:r>
-        <w:t xml:space="preserve">Go to the window containing your Python source code. Turn </w:t>
-      </w:r>
-      <w:proofErr w:type="gramStart"/>
-      <w:r>
-        <w:t>on line</w:t>
-      </w:r>
-      <w:proofErr w:type="gramEnd"/>
-      <w:r>
-        <w:t xml:space="preserve"> numbers. Right-click on the line where you would like the program to </w:t>
-      </w:r>
-      <w:proofErr w:type="gramStart"/>
-      <w:r>
-        <w:t>freeze, and</w:t>
-      </w:r>
-      <w:proofErr w:type="gramEnd"/>
-      <w:r>
-        <w:t xml:space="preserve"> choose Set Breakpoint.</w:t>
+        <w:t>Go to the window containing your Python source code. Turn on line numbers. Right-click on the line where you would like the program to freeze, and choose Set Breakpoint.</w:t>
       </w:r>
     </w:p>
     <w:p>
@@ -7614,21 +6885,12 @@
       <w:r>
         <w:t xml:space="preserve">. Here we explain a special type of refactoring, known as </w:t>
       </w:r>
-      <w:proofErr w:type="gramStart"/>
       <w:r>
         <w:rPr>
           <w:i/>
           <w:iCs/>
         </w:rPr>
-        <w:t>factoring</w:t>
-      </w:r>
-      <w:proofErr w:type="gramEnd"/>
-      <w:r>
-        <w:rPr>
-          <w:i/>
-          <w:iCs/>
-        </w:rPr>
-        <w:t xml:space="preserve"> out repeated code</w:t>
+        <w:t>factoring out repeated code</w:t>
       </w:r>
       <w:r>
         <w:t>. We do this when some code is repeated in two or more locations, as in the following example.</w:t>
@@ -7645,23 +6907,7 @@
         </w:pBdr>
       </w:pPr>
       <w:r>
-        <w:t xml:space="preserve">def </w:t>
-      </w:r>
-      <w:proofErr w:type="spellStart"/>
-      <w:r>
-        <w:t>roll_sixsided_dice</w:t>
-      </w:r>
-      <w:proofErr w:type="spellEnd"/>
-      <w:r>
-        <w:t>(</w:t>
-      </w:r>
-      <w:proofErr w:type="spellStart"/>
-      <w:r>
-        <w:t>num_dice</w:t>
-      </w:r>
-      <w:proofErr w:type="spellEnd"/>
-      <w:r>
-        <w:t>):</w:t>
+        <w:t>def roll_sixsided_dice(num_dice):</w:t>
       </w:r>
     </w:p>
     <w:p>
@@ -7704,35 +6950,7 @@
         <w:rPr>
           <w:highlight w:val="lightGray"/>
         </w:rPr>
-        <w:t xml:space="preserve">    for </w:t>
-      </w:r>
-      <w:proofErr w:type="spellStart"/>
-      <w:r>
-        <w:rPr>
-          <w:highlight w:val="lightGray"/>
-        </w:rPr>
-        <w:t>i</w:t>
-      </w:r>
-      <w:proofErr w:type="spellEnd"/>
-      <w:r>
-        <w:rPr>
-          <w:highlight w:val="lightGray"/>
-        </w:rPr>
-        <w:t xml:space="preserve"> in range(</w:t>
-      </w:r>
-      <w:proofErr w:type="spellStart"/>
-      <w:r>
-        <w:rPr>
-          <w:highlight w:val="lightGray"/>
-        </w:rPr>
-        <w:t>num_dice</w:t>
-      </w:r>
-      <w:proofErr w:type="spellEnd"/>
-      <w:r>
-        <w:rPr>
-          <w:highlight w:val="lightGray"/>
-        </w:rPr>
-        <w:t>):</w:t>
+        <w:t xml:space="preserve">    for i in range(num_dice):</w:t>
       </w:r>
     </w:p>
     <w:p>
@@ -7752,21 +6970,7 @@
         <w:rPr>
           <w:highlight w:val="lightGray"/>
         </w:rPr>
-        <w:t xml:space="preserve">        roll = </w:t>
-      </w:r>
-      <w:proofErr w:type="spellStart"/>
-      <w:r>
-        <w:rPr>
-          <w:highlight w:val="lightGray"/>
-        </w:rPr>
-        <w:t>random.randint</w:t>
-      </w:r>
-      <w:proofErr w:type="spellEnd"/>
-      <w:r>
-        <w:rPr>
-          <w:highlight w:val="lightGray"/>
-        </w:rPr>
-        <w:t xml:space="preserve">(1, </w:t>
+        <w:t xml:space="preserve">        roll = random.randint(1, </w:t>
       </w:r>
       <w:r>
         <w:rPr>
@@ -7840,23 +7044,7 @@
         </w:pBdr>
       </w:pPr>
       <w:r>
-        <w:t xml:space="preserve">def </w:t>
-      </w:r>
-      <w:proofErr w:type="spellStart"/>
-      <w:r>
-        <w:t>roll_eightsided_dice</w:t>
-      </w:r>
-      <w:proofErr w:type="spellEnd"/>
-      <w:r>
-        <w:t>(</w:t>
-      </w:r>
-      <w:proofErr w:type="spellStart"/>
-      <w:r>
-        <w:t>num_dice</w:t>
-      </w:r>
-      <w:proofErr w:type="spellEnd"/>
-      <w:r>
-        <w:t>):</w:t>
+        <w:t>def roll_eightsided_dice(num_dice):</w:t>
       </w:r>
     </w:p>
     <w:p>
@@ -7899,35 +7087,7 @@
         <w:rPr>
           <w:highlight w:val="lightGray"/>
         </w:rPr>
-        <w:t xml:space="preserve">    for </w:t>
-      </w:r>
-      <w:proofErr w:type="spellStart"/>
-      <w:r>
-        <w:rPr>
-          <w:highlight w:val="lightGray"/>
-        </w:rPr>
-        <w:t>i</w:t>
-      </w:r>
-      <w:proofErr w:type="spellEnd"/>
-      <w:r>
-        <w:rPr>
-          <w:highlight w:val="lightGray"/>
-        </w:rPr>
-        <w:t xml:space="preserve"> in range(</w:t>
-      </w:r>
-      <w:proofErr w:type="spellStart"/>
-      <w:r>
-        <w:rPr>
-          <w:highlight w:val="lightGray"/>
-        </w:rPr>
-        <w:t>num_dice</w:t>
-      </w:r>
-      <w:proofErr w:type="spellEnd"/>
-      <w:r>
-        <w:rPr>
-          <w:highlight w:val="lightGray"/>
-        </w:rPr>
-        <w:t>):</w:t>
+        <w:t xml:space="preserve">    for i in range(num_dice):</w:t>
       </w:r>
     </w:p>
     <w:p>
@@ -7947,21 +7107,7 @@
         <w:rPr>
           <w:highlight w:val="lightGray"/>
         </w:rPr>
-        <w:t xml:space="preserve">        roll = </w:t>
-      </w:r>
-      <w:proofErr w:type="spellStart"/>
-      <w:r>
-        <w:rPr>
-          <w:highlight w:val="lightGray"/>
-        </w:rPr>
-        <w:t>random.randint</w:t>
-      </w:r>
-      <w:proofErr w:type="spellEnd"/>
-      <w:r>
-        <w:rPr>
-          <w:highlight w:val="lightGray"/>
-        </w:rPr>
-        <w:t xml:space="preserve">(1, </w:t>
+        <w:t xml:space="preserve">        roll = random.randint(1, </w:t>
       </w:r>
       <w:r>
         <w:rPr>
@@ -8022,25 +7168,21 @@
       <w:r>
         <w:t xml:space="preserve">We factor out the repeated code by copying it into a new function. Sometimes, we need to add parameters to the new function. In the following example, we use the variable </w:t>
       </w:r>
-      <w:proofErr w:type="spellStart"/>
       <w:r>
         <w:rPr>
           <w:rStyle w:val="codeChar"/>
         </w:rPr>
         <w:t>num_dice</w:t>
       </w:r>
-      <w:proofErr w:type="spellEnd"/>
       <w:r>
         <w:t xml:space="preserve"> as one parameter and we generalize by incorporating the new parameter </w:t>
       </w:r>
-      <w:proofErr w:type="spellStart"/>
       <w:r>
         <w:rPr>
           <w:rStyle w:val="codeChar"/>
         </w:rPr>
         <w:t>num_sides</w:t>
       </w:r>
-      <w:proofErr w:type="spellEnd"/>
       <w:r>
         <w:t>. The new parameter is needed to allow for the slight differences in the repeated code highlighted above.</w:t>
       </w:r>
@@ -8056,31 +7198,7 @@
         </w:pBdr>
       </w:pPr>
       <w:r>
-        <w:t xml:space="preserve">def </w:t>
-      </w:r>
-      <w:proofErr w:type="spellStart"/>
-      <w:r>
-        <w:t>roll_dice</w:t>
-      </w:r>
-      <w:proofErr w:type="spellEnd"/>
-      <w:r>
-        <w:t>(</w:t>
-      </w:r>
-      <w:proofErr w:type="spellStart"/>
-      <w:r>
-        <w:t>num_dice</w:t>
-      </w:r>
-      <w:proofErr w:type="spellEnd"/>
-      <w:r>
-        <w:t xml:space="preserve">, </w:t>
-      </w:r>
-      <w:proofErr w:type="spellStart"/>
-      <w:r>
-        <w:t>num_sides</w:t>
-      </w:r>
-      <w:proofErr w:type="spellEnd"/>
-      <w:r>
-        <w:t>):</w:t>
+        <w:t>def roll_dice(num_dice, num_sides):</w:t>
       </w:r>
     </w:p>
     <w:p>
@@ -8108,23 +7226,7 @@
         </w:pBdr>
       </w:pPr>
       <w:r>
-        <w:t xml:space="preserve">    for </w:t>
-      </w:r>
-      <w:proofErr w:type="spellStart"/>
-      <w:r>
-        <w:t>i</w:t>
-      </w:r>
-      <w:proofErr w:type="spellEnd"/>
-      <w:r>
-        <w:t xml:space="preserve"> in range(</w:t>
-      </w:r>
-      <w:proofErr w:type="spellStart"/>
-      <w:r>
-        <w:t>num_dice</w:t>
-      </w:r>
-      <w:proofErr w:type="spellEnd"/>
-      <w:r>
-        <w:t>):</w:t>
+        <w:t xml:space="preserve">    for i in range(num_dice):</w:t>
       </w:r>
     </w:p>
     <w:p>
@@ -8138,23 +7240,7 @@
         </w:pBdr>
       </w:pPr>
       <w:r>
-        <w:t xml:space="preserve">        roll = </w:t>
-      </w:r>
-      <w:proofErr w:type="spellStart"/>
-      <w:r>
-        <w:t>random.randint</w:t>
-      </w:r>
-      <w:proofErr w:type="spellEnd"/>
-      <w:r>
-        <w:t xml:space="preserve">(1, </w:t>
-      </w:r>
-      <w:proofErr w:type="spellStart"/>
-      <w:r>
-        <w:t>num_sides</w:t>
-      </w:r>
-      <w:proofErr w:type="spellEnd"/>
-      <w:r>
-        <w:t>)</w:t>
+        <w:t xml:space="preserve">        roll = random.randint(1, num_sides)</w:t>
       </w:r>
     </w:p>
     <w:p>
@@ -8201,23 +7287,7 @@
         </w:pBdr>
       </w:pPr>
       <w:r>
-        <w:t xml:space="preserve">def </w:t>
-      </w:r>
-      <w:proofErr w:type="spellStart"/>
-      <w:r>
-        <w:t>roll_sixsided_dice</w:t>
-      </w:r>
-      <w:proofErr w:type="spellEnd"/>
-      <w:r>
-        <w:t>(</w:t>
-      </w:r>
-      <w:proofErr w:type="spellStart"/>
-      <w:r>
-        <w:t>num_dice</w:t>
-      </w:r>
-      <w:proofErr w:type="spellEnd"/>
-      <w:r>
-        <w:t>):</w:t>
+        <w:t>def roll_sixsided_dice(num_dice):</w:t>
       </w:r>
     </w:p>
     <w:p>
@@ -8231,23 +7301,7 @@
         </w:pBdr>
       </w:pPr>
       <w:r>
-        <w:t xml:space="preserve">    </w:t>
-      </w:r>
-      <w:proofErr w:type="spellStart"/>
-      <w:r>
-        <w:t>roll_dice</w:t>
-      </w:r>
-      <w:proofErr w:type="spellEnd"/>
-      <w:r>
-        <w:t>(</w:t>
-      </w:r>
-      <w:proofErr w:type="spellStart"/>
-      <w:r>
-        <w:t>num_dice</w:t>
-      </w:r>
-      <w:proofErr w:type="spellEnd"/>
-      <w:r>
-        <w:t>, 6)</w:t>
+        <w:t xml:space="preserve">    roll_dice(num_dice, 6)</w:t>
       </w:r>
     </w:p>
     <w:p>
@@ -8272,23 +7326,7 @@
         </w:pBdr>
       </w:pPr>
       <w:r>
-        <w:t xml:space="preserve">def </w:t>
-      </w:r>
-      <w:proofErr w:type="spellStart"/>
-      <w:r>
-        <w:t>roll_eightsided_dice</w:t>
-      </w:r>
-      <w:proofErr w:type="spellEnd"/>
-      <w:r>
-        <w:t>(</w:t>
-      </w:r>
-      <w:proofErr w:type="spellStart"/>
-      <w:r>
-        <w:t>num_dice</w:t>
-      </w:r>
-      <w:proofErr w:type="spellEnd"/>
-      <w:r>
-        <w:t>):</w:t>
+        <w:t>def roll_eightsided_dice(num_dice):</w:t>
       </w:r>
     </w:p>
     <w:p>
@@ -8302,23 +7340,7 @@
         </w:pBdr>
       </w:pPr>
       <w:r>
-        <w:t xml:space="preserve">    </w:t>
-      </w:r>
-      <w:proofErr w:type="spellStart"/>
-      <w:r>
-        <w:t>roll_dice</w:t>
-      </w:r>
-      <w:proofErr w:type="spellEnd"/>
-      <w:r>
-        <w:t>(</w:t>
-      </w:r>
-      <w:proofErr w:type="spellStart"/>
-      <w:r>
-        <w:t>num_dice</w:t>
-      </w:r>
-      <w:proofErr w:type="spellEnd"/>
-      <w:r>
-        <w:t>, 8)</w:t>
+        <w:t xml:space="preserve">    roll_dice(num_dice, 8)</w:t>
       </w:r>
     </w:p>
     <w:p>
@@ -8344,15 +7366,7 @@
     </w:p>
     <w:p>
       <w:r>
-        <w:t xml:space="preserve">When refactoring code: the functionality of the code must remain the same (so it produces </w:t>
-      </w:r>
-      <w:proofErr w:type="gramStart"/>
-      <w:r>
-        <w:t>exactly the same</w:t>
-      </w:r>
-      <w:proofErr w:type="gramEnd"/>
-      <w:r>
-        <w:t xml:space="preserve"> outputs); and the interface of the code must remain the same (so the signatures of existing functions cannot be altered in any way).</w:t>
+        <w:t>When refactoring code: the functionality of the code must remain the same (so it produces exactly the same outputs); and the interface of the code must remain the same (so the signatures of existing functions cannot be altered in any way).</w:t>
       </w:r>
     </w:p>
     <w:p/>
@@ -8380,15 +7394,7 @@
         <w:t>9</w:t>
       </w:r>
       <w:r>
-        <w:t xml:space="preserve"> of the textbook </w:t>
-      </w:r>
-      <w:proofErr w:type="gramStart"/>
-      <w:r>
-        <w:t>mentions</w:t>
-      </w:r>
-      <w:proofErr w:type="gramEnd"/>
-      <w:r>
-        <w:t xml:space="preserve"> </w:t>
+        <w:t xml:space="preserve"> of the textbook mentions </w:t>
       </w:r>
       <w:r>
         <w:rPr>
@@ -8437,14 +7443,12 @@
       <w:r>
         <w:t xml:space="preserve">. This is because it guards the function from violations of the preconditions. Consider the </w:t>
       </w:r>
-      <w:proofErr w:type="spellStart"/>
       <w:r>
         <w:rPr>
           <w:rStyle w:val="codeChar"/>
         </w:rPr>
         <w:t>print_course_code</w:t>
       </w:r>
-      <w:proofErr w:type="spellEnd"/>
       <w:r>
         <w:t xml:space="preserve"> function below. The </w:t>
       </w:r>
@@ -8511,98 +7515,56 @@
         <w:pStyle w:val="code"/>
       </w:pPr>
       <w:r>
-        <w:t xml:space="preserve">def </w:t>
-      </w:r>
-      <w:proofErr w:type="spellStart"/>
-      <w:r>
-        <w:t>print_course_code</w:t>
-      </w:r>
-      <w:proofErr w:type="spellEnd"/>
-      <w:r>
-        <w:t>(subject, number):</w:t>
-      </w:r>
-    </w:p>
-    <w:p>
-      <w:pPr>
-        <w:pStyle w:val="code"/>
-      </w:pPr>
-      <w:r>
-        <w:t xml:space="preserve">    assert </w:t>
-      </w:r>
-      <w:proofErr w:type="spellStart"/>
-      <w:r>
+        <w:t>def print_course_code(subject, number):</w:t>
+      </w:r>
+    </w:p>
+    <w:p>
+      <w:pPr>
+        <w:pStyle w:val="code"/>
+      </w:pPr>
+      <w:r>
+        <w:t xml:space="preserve">    assert isinstance(subject, str)</w:t>
+      </w:r>
+    </w:p>
+    <w:p>
+      <w:pPr>
+        <w:pStyle w:val="code"/>
+      </w:pPr>
+      <w:r>
+        <w:t xml:space="preserve">    assert isinstance(number, int)</w:t>
+      </w:r>
+    </w:p>
+    <w:p>
+      <w:pPr>
+        <w:pStyle w:val="code"/>
+      </w:pPr>
+      <w:r>
+        <w:t xml:space="preserve">    assert number&gt;=100 and number&lt;600</w:t>
+      </w:r>
+    </w:p>
+    <w:p>
+      <w:pPr>
+        <w:pStyle w:val="code"/>
+      </w:pPr>
+      <w:r>
+        <w:t xml:space="preserve">    print('Course code is', subject.upper() + str(number))</w:t>
+      </w:r>
+    </w:p>
+    <w:p>
+      <w:pPr>
+        <w:pStyle w:val="code"/>
+      </w:pPr>
+    </w:p>
+    <w:p>
+      <w:r>
+        <w:t xml:space="preserve">The builtin Python function </w:t>
+      </w:r>
+      <w:r>
+        <w:rPr>
+          <w:rStyle w:val="codeChar"/>
+        </w:rPr>
         <w:t>isinstance</w:t>
       </w:r>
-      <w:proofErr w:type="spellEnd"/>
-      <w:r>
-        <w:t>(subject, str)</w:t>
-      </w:r>
-    </w:p>
-    <w:p>
-      <w:pPr>
-        <w:pStyle w:val="code"/>
-      </w:pPr>
-      <w:r>
-        <w:t xml:space="preserve">    assert </w:t>
-      </w:r>
-      <w:proofErr w:type="spellStart"/>
-      <w:r>
-        <w:t>isinstance</w:t>
-      </w:r>
-      <w:proofErr w:type="spellEnd"/>
-      <w:r>
-        <w:t>(number, int)</w:t>
-      </w:r>
-    </w:p>
-    <w:p>
-      <w:pPr>
-        <w:pStyle w:val="code"/>
-      </w:pPr>
-      <w:r>
-        <w:t xml:space="preserve">    assert number&gt;=100 and number&lt;600</w:t>
-      </w:r>
-    </w:p>
-    <w:p>
-      <w:pPr>
-        <w:pStyle w:val="code"/>
-      </w:pPr>
-      <w:r>
-        <w:t xml:space="preserve">    print('Course code is', </w:t>
-      </w:r>
-      <w:proofErr w:type="spellStart"/>
-      <w:r>
-        <w:t>subject.upper</w:t>
-      </w:r>
-      <w:proofErr w:type="spellEnd"/>
-      <w:r>
-        <w:t>() + str(number))</w:t>
-      </w:r>
-    </w:p>
-    <w:p>
-      <w:pPr>
-        <w:pStyle w:val="code"/>
-      </w:pPr>
-    </w:p>
-    <w:p>
-      <w:r>
-        <w:t xml:space="preserve">The </w:t>
-      </w:r>
-      <w:proofErr w:type="spellStart"/>
-      <w:r>
-        <w:t>builtin</w:t>
-      </w:r>
-      <w:proofErr w:type="spellEnd"/>
-      <w:r>
-        <w:t xml:space="preserve"> Python function </w:t>
-      </w:r>
-      <w:proofErr w:type="spellStart"/>
-      <w:r>
-        <w:rPr>
-          <w:rStyle w:val="codeChar"/>
-        </w:rPr>
-        <w:t>isinstance</w:t>
-      </w:r>
-      <w:proofErr w:type="spellEnd"/>
       <w:r>
         <w:t xml:space="preserve"> is especially useful in guardians. We use it to check that the datatype of a parameter is correct.</w:t>
       </w:r>
@@ -8617,47 +7579,23 @@
         <w:pStyle w:val="code"/>
       </w:pPr>
       <w:r>
-        <w:t xml:space="preserve">def </w:t>
-      </w:r>
-      <w:proofErr w:type="spellStart"/>
-      <w:r>
-        <w:t>print_course_code</w:t>
-      </w:r>
-      <w:proofErr w:type="spellEnd"/>
-      <w:r>
-        <w:t>(subject, number):</w:t>
-      </w:r>
-    </w:p>
-    <w:p>
-      <w:pPr>
-        <w:pStyle w:val="code"/>
-      </w:pPr>
-      <w:r>
-        <w:t xml:space="preserve">    assert </w:t>
-      </w:r>
-      <w:proofErr w:type="spellStart"/>
-      <w:r>
-        <w:t>isinstance</w:t>
-      </w:r>
-      <w:proofErr w:type="spellEnd"/>
-      <w:r>
-        <w:t>(subject, str), 'subject must be a string'</w:t>
-      </w:r>
-    </w:p>
-    <w:p>
-      <w:pPr>
-        <w:pStyle w:val="code"/>
-      </w:pPr>
-      <w:r>
-        <w:t xml:space="preserve">    assert </w:t>
-      </w:r>
-      <w:proofErr w:type="spellStart"/>
-      <w:r>
-        <w:t>isinstance</w:t>
-      </w:r>
-      <w:proofErr w:type="spellEnd"/>
-      <w:r>
-        <w:t>(number, int), 'number must be an integer'</w:t>
+        <w:t>def print_course_code(subject, number):</w:t>
+      </w:r>
+    </w:p>
+    <w:p>
+      <w:pPr>
+        <w:pStyle w:val="code"/>
+      </w:pPr>
+      <w:r>
+        <w:t xml:space="preserve">    assert isinstance(subject, str), 'subject must be a string'</w:t>
+      </w:r>
+    </w:p>
+    <w:p>
+      <w:pPr>
+        <w:pStyle w:val="code"/>
+      </w:pPr>
+      <w:r>
+        <w:t xml:space="preserve">    assert isinstance(number, int), 'number must be an integer'</w:t>
       </w:r>
     </w:p>
     <w:p>
@@ -8673,15 +7611,7 @@
         <w:pStyle w:val="code"/>
       </w:pPr>
       <w:r>
-        <w:t xml:space="preserve">    print('Course code is', </w:t>
-      </w:r>
-      <w:proofErr w:type="spellStart"/>
-      <w:r>
-        <w:t>subject.upper</w:t>
-      </w:r>
-      <w:proofErr w:type="spellEnd"/>
-      <w:r>
-        <w:t>() + str(number))</w:t>
+        <w:t xml:space="preserve">    print('Course code is', subject.upper() + str(number))</w:t>
       </w:r>
     </w:p>
     <w:p>
@@ -8781,14 +7711,12 @@
       <w:r>
         <w:t xml:space="preserve"> </w:t>
       </w:r>
-      <w:proofErr w:type="spellStart"/>
       <w:r>
         <w:rPr>
           <w:rStyle w:val="codeChar"/>
         </w:rPr>
         <w:t>test_f</w:t>
       </w:r>
-      <w:proofErr w:type="spellEnd"/>
       <w:r>
         <w:t xml:space="preserve">. The test function uses assertions to check that the values returned by </w:t>
       </w:r>
@@ -8850,23 +7778,7 @@
         <w:pStyle w:val="code"/>
       </w:pPr>
       <w:r>
-        <w:t xml:space="preserve">def </w:t>
-      </w:r>
-      <w:proofErr w:type="spellStart"/>
-      <w:r>
-        <w:t>icecream_cost</w:t>
-      </w:r>
-      <w:proofErr w:type="spellEnd"/>
-      <w:r>
-        <w:t>(</w:t>
-      </w:r>
-      <w:proofErr w:type="spellStart"/>
-      <w:r>
-        <w:t>num_scoops</w:t>
-      </w:r>
-      <w:proofErr w:type="spellEnd"/>
-      <w:r>
-        <w:t>):</w:t>
+        <w:t>def icecream_cost(num_scoops):</w:t>
       </w:r>
     </w:p>
     <w:p>
@@ -8885,265 +7797,193 @@
           <w:sz w:val="18"/>
           <w:szCs w:val="18"/>
         </w:rPr>
-        <w:t xml:space="preserve">"""Return the cost of an </w:t>
-      </w:r>
-      <w:proofErr w:type="spellStart"/>
-      <w:r>
+        <w:t>"""Return the cost of an icecream in cents, based on the number of scoops. One scoop</w:t>
+      </w:r>
+    </w:p>
+    <w:p>
+      <w:pPr>
+        <w:pStyle w:val="code"/>
         <w:rPr>
           <w:sz w:val="18"/>
           <w:szCs w:val="18"/>
         </w:rPr>
-        <w:t>icecream</w:t>
-      </w:r>
-      <w:proofErr w:type="spellEnd"/>
+      </w:pPr>
       <w:r>
         <w:rPr>
           <w:sz w:val="18"/>
           <w:szCs w:val="18"/>
         </w:rPr>
-        <w:t xml:space="preserve"> in cents, based on the number of scoops. One scoop</w:t>
-      </w:r>
-    </w:p>
-    <w:p>
-      <w:pPr>
-        <w:pStyle w:val="code"/>
+        <w:t xml:space="preserve">    costs $4.50. Two scoops cost $6. Any other number of scoops is invalid and the</w:t>
+      </w:r>
+    </w:p>
+    <w:p>
+      <w:pPr>
+        <w:pStyle w:val="code"/>
+      </w:pPr>
+      <w:r>
         <w:rPr>
           <w:sz w:val="18"/>
           <w:szCs w:val="18"/>
         </w:rPr>
-      </w:pPr>
-      <w:r>
+        <w:t xml:space="preserve">    return value is -1."""</w:t>
+      </w:r>
+    </w:p>
+    <w:p>
+      <w:pPr>
+        <w:pStyle w:val="code"/>
+      </w:pPr>
+      <w:r>
+        <w:t xml:space="preserve">    if num_scoops == 1:</w:t>
+      </w:r>
+    </w:p>
+    <w:p>
+      <w:pPr>
+        <w:pStyle w:val="code"/>
+      </w:pPr>
+      <w:r>
+        <w:t xml:space="preserve">        return 450  # $4.50 in cents</w:t>
+      </w:r>
+    </w:p>
+    <w:p>
+      <w:pPr>
+        <w:pStyle w:val="code"/>
+      </w:pPr>
+      <w:r>
+        <w:t xml:space="preserve">    elif num_scoops == 2:</w:t>
+      </w:r>
+    </w:p>
+    <w:p>
+      <w:pPr>
+        <w:pStyle w:val="code"/>
+      </w:pPr>
+      <w:r>
+        <w:t xml:space="preserve">        return 60</w:t>
+      </w:r>
+      <w:r>
+        <w:t>0</w:t>
+      </w:r>
+      <w:r>
+        <w:t xml:space="preserve">  # $6.00 in cents</w:t>
+      </w:r>
+    </w:p>
+    <w:p>
+      <w:pPr>
+        <w:pStyle w:val="code"/>
+      </w:pPr>
+      <w:r>
+        <w:t xml:space="preserve">    else:  # invalid number of scoops</w:t>
+      </w:r>
+    </w:p>
+    <w:p>
+      <w:pPr>
+        <w:pStyle w:val="code"/>
+      </w:pPr>
+      <w:r>
+        <w:t xml:space="preserve">        return -1</w:t>
+      </w:r>
+    </w:p>
+    <w:p>
+      <w:r>
+        <w:t>Here is a suitable test function for the function above.</w:t>
+      </w:r>
+    </w:p>
+    <w:p>
+      <w:pPr>
+        <w:pStyle w:val="code"/>
+      </w:pPr>
+      <w:r>
+        <w:t>def test_icecream_cost():</w:t>
+      </w:r>
+    </w:p>
+    <w:p>
+      <w:pPr>
+        <w:pStyle w:val="code"/>
+      </w:pPr>
+      <w:r>
+        <w:t xml:space="preserve">    assert icecream_cost(1) == 450</w:t>
+      </w:r>
+    </w:p>
+    <w:p>
+      <w:pPr>
+        <w:pStyle w:val="code"/>
+      </w:pPr>
+      <w:r>
+        <w:t xml:space="preserve">    assert icecream_cost(2) == 600</w:t>
+      </w:r>
+    </w:p>
+    <w:p>
+      <w:pPr>
+        <w:pStyle w:val="code"/>
+      </w:pPr>
+      <w:r>
+        <w:t xml:space="preserve">    assert icecream_cost(3) == -1</w:t>
+      </w:r>
+    </w:p>
+    <w:p>
+      <w:pPr>
+        <w:pStyle w:val="code"/>
+      </w:pPr>
+      <w:r>
+        <w:t xml:space="preserve">    assert icecream_cost(-7) == -1</w:t>
+      </w:r>
+    </w:p>
+    <w:p>
+      <w:pPr>
+        <w:pStyle w:val="code"/>
+      </w:pPr>
+      <w:r>
+        <w:t xml:space="preserve">    print('test_icecream_cost succeeded')</w:t>
+      </w:r>
+    </w:p>
+    <w:p>
+      <w:r>
+        <w:t xml:space="preserve">To achieve statement coverage, the above test needed to use a minimum of three different assertions to cover the three different paths through the conditional statement. A fourth assertion is used to test for negative inputs. There are no rigid rules about how many assertions to use, but it is a good idea to include different kinds of inputs (such as positive and negative numbers) and to test for </w:t>
+      </w:r>
+      <w:r>
+        <w:rPr>
+          <w:i/>
+          <w:iCs/>
+        </w:rPr>
+        <w:t>edge cases</w:t>
+      </w:r>
+      <w:r>
+        <w:t xml:space="preserve"> (that is, values on the boundary of a particular behavior</w:t>
+      </w:r>
+      <w:r>
+        <w:t>)</w:t>
+      </w:r>
+      <w:r>
+        <w:t>. The value 3 is an example of an edge case above, because this is the smallest number of scoops that is invalid.</w:t>
+      </w:r>
+    </w:p>
+    <w:p>
+      <w:r>
+        <w:t xml:space="preserve">As we know from our earlier use of </w:t>
+      </w:r>
+      <w:r>
+        <w:rPr>
+          <w:rStyle w:val="codeChar"/>
+        </w:rPr>
+        <w:t>assert</w:t>
+      </w:r>
+      <w:r>
+        <w:t>, it is also possible to add an explanatory message to each assertion:</w:t>
+      </w:r>
+    </w:p>
+    <w:p>
+      <w:pPr>
+        <w:pStyle w:val="code"/>
         <w:rPr>
           <w:sz w:val="18"/>
           <w:szCs w:val="18"/>
         </w:rPr>
-        <w:t xml:space="preserve">    costs $4.50. Two scoops cost $6. Any other number of scoops is invalid and the</w:t>
-      </w:r>
-    </w:p>
-    <w:p>
-      <w:pPr>
-        <w:pStyle w:val="code"/>
       </w:pPr>
       <w:r>
         <w:rPr>
           <w:sz w:val="18"/>
           <w:szCs w:val="18"/>
         </w:rPr>
-        <w:t xml:space="preserve">    return value is -1."""</w:t>
-      </w:r>
-    </w:p>
-    <w:p>
-      <w:pPr>
-        <w:pStyle w:val="code"/>
-      </w:pPr>
-      <w:r>
-        <w:t xml:space="preserve">    if </w:t>
-      </w:r>
-      <w:proofErr w:type="spellStart"/>
-      <w:r>
-        <w:t>num_scoops</w:t>
-      </w:r>
-      <w:proofErr w:type="spellEnd"/>
-      <w:r>
-        <w:t xml:space="preserve"> == 1:</w:t>
-      </w:r>
-    </w:p>
-    <w:p>
-      <w:pPr>
-        <w:pStyle w:val="code"/>
-      </w:pPr>
-      <w:r>
-        <w:t xml:space="preserve">        return 450  # $4.50 in cents</w:t>
-      </w:r>
-    </w:p>
-    <w:p>
-      <w:pPr>
-        <w:pStyle w:val="code"/>
-      </w:pPr>
-      <w:r>
-        <w:t xml:space="preserve">    </w:t>
-      </w:r>
-      <w:proofErr w:type="spellStart"/>
-      <w:r>
-        <w:t>elif</w:t>
-      </w:r>
-      <w:proofErr w:type="spellEnd"/>
-      <w:r>
-        <w:t xml:space="preserve"> </w:t>
-      </w:r>
-      <w:proofErr w:type="spellStart"/>
-      <w:r>
-        <w:t>num_scoops</w:t>
-      </w:r>
-      <w:proofErr w:type="spellEnd"/>
-      <w:r>
-        <w:t xml:space="preserve"> == 2:</w:t>
-      </w:r>
-    </w:p>
-    <w:p>
-      <w:pPr>
-        <w:pStyle w:val="code"/>
-      </w:pPr>
-      <w:r>
-        <w:t xml:space="preserve">        return 60</w:t>
-      </w:r>
-      <w:r>
-        <w:t>0</w:t>
-      </w:r>
-      <w:r>
-        <w:t xml:space="preserve">  # $6.00 in cents</w:t>
-      </w:r>
-    </w:p>
-    <w:p>
-      <w:pPr>
-        <w:pStyle w:val="code"/>
-      </w:pPr>
-      <w:r>
-        <w:t xml:space="preserve">    else:  # invalid number of scoops</w:t>
-      </w:r>
-    </w:p>
-    <w:p>
-      <w:pPr>
-        <w:pStyle w:val="code"/>
-      </w:pPr>
-      <w:r>
-        <w:t xml:space="preserve">        return -1</w:t>
-      </w:r>
-    </w:p>
-    <w:p>
-      <w:r>
-        <w:t>Here is a suitable test function for the function above.</w:t>
-      </w:r>
-    </w:p>
-    <w:p>
-      <w:pPr>
-        <w:pStyle w:val="code"/>
-      </w:pPr>
-      <w:r>
-        <w:t xml:space="preserve">def </w:t>
-      </w:r>
-      <w:proofErr w:type="spellStart"/>
-      <w:r>
-        <w:t>test_icecream_cost</w:t>
-      </w:r>
-      <w:proofErr w:type="spellEnd"/>
-      <w:r>
-        <w:t>():</w:t>
-      </w:r>
-    </w:p>
-    <w:p>
-      <w:pPr>
-        <w:pStyle w:val="code"/>
-      </w:pPr>
-      <w:r>
-        <w:t xml:space="preserve">    assert </w:t>
-      </w:r>
-      <w:proofErr w:type="spellStart"/>
-      <w:r>
-        <w:t>icecream_cost</w:t>
-      </w:r>
-      <w:proofErr w:type="spellEnd"/>
-      <w:r>
-        <w:t>(1) == 450</w:t>
-      </w:r>
-    </w:p>
-    <w:p>
-      <w:pPr>
-        <w:pStyle w:val="code"/>
-      </w:pPr>
-      <w:r>
-        <w:t xml:space="preserve">    assert </w:t>
-      </w:r>
-      <w:proofErr w:type="spellStart"/>
-      <w:r>
-        <w:t>icecream_cost</w:t>
-      </w:r>
-      <w:proofErr w:type="spellEnd"/>
-      <w:r>
-        <w:t>(2) == 600</w:t>
-      </w:r>
-    </w:p>
-    <w:p>
-      <w:pPr>
-        <w:pStyle w:val="code"/>
-      </w:pPr>
-      <w:r>
-        <w:t xml:space="preserve">    assert </w:t>
-      </w:r>
-      <w:proofErr w:type="spellStart"/>
-      <w:r>
-        <w:t>icecream_cost</w:t>
-      </w:r>
-      <w:proofErr w:type="spellEnd"/>
-      <w:r>
-        <w:t>(3) == -1</w:t>
-      </w:r>
-    </w:p>
-    <w:p>
-      <w:pPr>
-        <w:pStyle w:val="code"/>
-      </w:pPr>
-      <w:r>
-        <w:t xml:space="preserve">    assert </w:t>
-      </w:r>
-      <w:proofErr w:type="spellStart"/>
-      <w:r>
-        <w:t>icecream_cost</w:t>
-      </w:r>
-      <w:proofErr w:type="spellEnd"/>
-      <w:r>
-        <w:t>(-7) == -1</w:t>
-      </w:r>
-    </w:p>
-    <w:p>
-      <w:pPr>
-        <w:pStyle w:val="code"/>
-      </w:pPr>
-      <w:r>
-        <w:t xml:space="preserve">    print('</w:t>
-      </w:r>
-      <w:proofErr w:type="spellStart"/>
-      <w:r>
-        <w:t>test_icecream_cost</w:t>
-      </w:r>
-      <w:proofErr w:type="spellEnd"/>
-      <w:r>
-        <w:t xml:space="preserve"> succeeded')</w:t>
-      </w:r>
-    </w:p>
-    <w:p>
-      <w:r>
-        <w:t xml:space="preserve">To achieve statement coverage, the above test needed to use a minimum of three different assertions to cover the three different paths through the conditional statement. A fourth assertion is used to test for negative inputs. There are no rigid rules about how many assertions to use, but it is a good idea to include different kinds of inputs (such as positive and negative numbers) and to test for </w:t>
-      </w:r>
-      <w:r>
-        <w:rPr>
-          <w:i/>
-          <w:iCs/>
-        </w:rPr>
-        <w:t>edge cases</w:t>
-      </w:r>
-      <w:r>
-        <w:t xml:space="preserve"> (that is, values on the boundary of a particular behavior</w:t>
-      </w:r>
-      <w:r>
-        <w:t>)</w:t>
-      </w:r>
-      <w:r>
-        <w:t>. The value 3 is an example of an edge case above, because this is the smallest number of scoops that is invalid.</w:t>
-      </w:r>
-    </w:p>
-    <w:p>
-      <w:r>
-        <w:t xml:space="preserve">As we know from our earlier use of </w:t>
-      </w:r>
-      <w:r>
-        <w:rPr>
-          <w:rStyle w:val="codeChar"/>
-        </w:rPr>
-        <w:t>assert</w:t>
-      </w:r>
-      <w:r>
-        <w:t>, it is also possible to add an explanatory message to each assertion:</w:t>
+        <w:t>def test_icecream_cost2():</w:t>
       </w:r>
     </w:p>
     <w:p>
@@ -9159,7 +7999,7 @@
           <w:sz w:val="18"/>
           <w:szCs w:val="18"/>
         </w:rPr>
-        <w:t>def test_icecream_cost2():</w:t>
+        <w:t xml:space="preserve">    assert icecream_cost(1) == 450, 'failed with single scoop'</w:t>
       </w:r>
     </w:p>
     <w:p>
@@ -9175,23 +8015,23 @@
           <w:sz w:val="18"/>
           <w:szCs w:val="18"/>
         </w:rPr>
-        <w:t xml:space="preserve">    assert </w:t>
-      </w:r>
-      <w:proofErr w:type="spellStart"/>
-      <w:r>
+        <w:t xml:space="preserve">    assert icecream_cost(2) == 600, 'failed with two scoops'</w:t>
+      </w:r>
+    </w:p>
+    <w:p>
+      <w:pPr>
+        <w:pStyle w:val="code"/>
         <w:rPr>
           <w:sz w:val="18"/>
           <w:szCs w:val="18"/>
         </w:rPr>
-        <w:t>icecream_cost</w:t>
-      </w:r>
-      <w:proofErr w:type="spellEnd"/>
+      </w:pPr>
       <w:r>
         <w:rPr>
           <w:sz w:val="18"/>
           <w:szCs w:val="18"/>
         </w:rPr>
-        <w:t>(1) == 450, 'failed with single scoop'</w:t>
+        <w:t xml:space="preserve">    assert icecream_cost(3) == -1, 'failed with three scoops, which should be invalid'</w:t>
       </w:r>
     </w:p>
     <w:p>
@@ -9207,102 +8047,22 @@
           <w:sz w:val="18"/>
           <w:szCs w:val="18"/>
         </w:rPr>
-        <w:t xml:space="preserve">    assert </w:t>
-      </w:r>
-      <w:proofErr w:type="spellStart"/>
-      <w:r>
+        <w:t xml:space="preserve">    assert icecream_cost(-7) == -1, 'failed with negative number of scoops'</w:t>
+      </w:r>
+    </w:p>
+    <w:p>
+      <w:pPr>
+        <w:pStyle w:val="code"/>
         <w:rPr>
           <w:sz w:val="18"/>
           <w:szCs w:val="18"/>
         </w:rPr>
-        <w:t>icecream_cost</w:t>
-      </w:r>
-      <w:proofErr w:type="spellEnd"/>
+      </w:pPr>
       <w:r>
         <w:rPr>
           <w:sz w:val="18"/>
           <w:szCs w:val="18"/>
         </w:rPr>
-        <w:t>(2) == 600, 'failed with two scoops'</w:t>
-      </w:r>
-    </w:p>
-    <w:p>
-      <w:pPr>
-        <w:pStyle w:val="code"/>
-        <w:rPr>
-          <w:sz w:val="18"/>
-          <w:szCs w:val="18"/>
-        </w:rPr>
-      </w:pPr>
-      <w:r>
-        <w:rPr>
-          <w:sz w:val="18"/>
-          <w:szCs w:val="18"/>
-        </w:rPr>
-        <w:t xml:space="preserve">    assert </w:t>
-      </w:r>
-      <w:proofErr w:type="spellStart"/>
-      <w:r>
-        <w:rPr>
-          <w:sz w:val="18"/>
-          <w:szCs w:val="18"/>
-        </w:rPr>
-        <w:t>icecream_cost</w:t>
-      </w:r>
-      <w:proofErr w:type="spellEnd"/>
-      <w:r>
-        <w:rPr>
-          <w:sz w:val="18"/>
-          <w:szCs w:val="18"/>
-        </w:rPr>
-        <w:t>(3) == -1, 'failed with three scoops, which should be invalid'</w:t>
-      </w:r>
-    </w:p>
-    <w:p>
-      <w:pPr>
-        <w:pStyle w:val="code"/>
-        <w:rPr>
-          <w:sz w:val="18"/>
-          <w:szCs w:val="18"/>
-        </w:rPr>
-      </w:pPr>
-      <w:r>
-        <w:rPr>
-          <w:sz w:val="18"/>
-          <w:szCs w:val="18"/>
-        </w:rPr>
-        <w:t xml:space="preserve">    assert </w:t>
-      </w:r>
-      <w:proofErr w:type="spellStart"/>
-      <w:r>
-        <w:rPr>
-          <w:sz w:val="18"/>
-          <w:szCs w:val="18"/>
-        </w:rPr>
-        <w:t>icecream_cost</w:t>
-      </w:r>
-      <w:proofErr w:type="spellEnd"/>
-      <w:r>
-        <w:rPr>
-          <w:sz w:val="18"/>
-          <w:szCs w:val="18"/>
-        </w:rPr>
-        <w:t>(-7) == -1, 'failed with negative number of scoops'</w:t>
-      </w:r>
-    </w:p>
-    <w:p>
-      <w:pPr>
-        <w:pStyle w:val="code"/>
-        <w:rPr>
-          <w:sz w:val="18"/>
-          <w:szCs w:val="18"/>
-        </w:rPr>
-      </w:pPr>
-      <w:r>
-        <w:rPr>
-          <w:sz w:val="18"/>
-          <w:szCs w:val="18"/>
-        </w:rPr>
         <w:t xml:space="preserve">    print('test_icecream_cost2 succeeded')</w:t>
       </w:r>
     </w:p>
@@ -9317,28 +8077,16 @@
         <w:t>float</w:t>
       </w:r>
       <w:r>
-        <w:t xml:space="preserve"> datatype, we need to allow for small differences when testing the value of </w:t>
-      </w:r>
-      <w:proofErr w:type="gramStart"/>
-      <w:r>
-        <w:t>float</w:t>
-      </w:r>
-      <w:r>
-        <w:t>ing point</w:t>
-      </w:r>
-      <w:proofErr w:type="gramEnd"/>
-      <w:r>
-        <w:t xml:space="preserve"> numbers</w:t>
+        <w:t xml:space="preserve"> datatype, we need to allow for small differences when testing the value of float</w:t>
+      </w:r>
+      <w:r>
+        <w:t>ing point numbers</w:t>
       </w:r>
       <w:r>
         <w:t>. In the test below, we define</w:t>
       </w:r>
       <w:r>
-        <w:t xml:space="preserve"> a </w:t>
-      </w:r>
-      <w:proofErr w:type="gramStart"/>
-      <w:r>
-        <w:t xml:space="preserve">small value </w:t>
+        <w:t xml:space="preserve"> a small value </w:t>
       </w:r>
       <w:r>
         <w:rPr>
@@ -9346,7 +8094,6 @@
         </w:rPr>
         <w:t>eps</w:t>
       </w:r>
-      <w:proofErr w:type="gramEnd"/>
       <w:r>
         <w:t xml:space="preserve"> as 0.000001 (one millionth, or </w:t>
       </w:r>
@@ -9403,15 +8150,7 @@
         <w:t>eps</w:t>
       </w:r>
       <w:r>
-        <w:t xml:space="preserve"> </w:t>
-      </w:r>
-      <w:proofErr w:type="gramStart"/>
-      <w:r>
-        <w:t>is</w:t>
-      </w:r>
-      <w:proofErr w:type="gramEnd"/>
-      <w:r>
-        <w:t xml:space="preserve"> short for “epsilon”, the name of the Greek letter </w:t>
+        <w:t xml:space="preserve"> is short for “epsilon”, the name of the Greek letter </w:t>
       </w:r>
       <m:oMath>
         <m:r>
@@ -9500,15 +8239,7 @@
         <w:pStyle w:val="code"/>
       </w:pPr>
       <w:r>
-        <w:t xml:space="preserve">    for </w:t>
-      </w:r>
-      <w:proofErr w:type="spellStart"/>
-      <w:r>
-        <w:t>i</w:t>
-      </w:r>
-      <w:proofErr w:type="spellEnd"/>
-      <w:r>
-        <w:t xml:space="preserve"> in range(1000):</w:t>
+        <w:t xml:space="preserve">    for i in range(1000):</w:t>
       </w:r>
     </w:p>
     <w:p>
@@ -9778,148 +8509,110 @@
         <w:rPr>
           <w:rStyle w:val="codeChar"/>
         </w:rPr>
+        <w:t>'ggg' in 'eggs'</w:t>
+      </w:r>
+      <w:r>
+        <w:t xml:space="preserve"> is </w:t>
+      </w:r>
+      <w:r>
+        <w:rPr>
+          <w:rStyle w:val="codeChar"/>
+        </w:rPr>
+        <w:t>False</w:t>
+      </w:r>
+      <w:r>
+        <w:t>.</w:t>
+      </w:r>
+    </w:p>
+    <w:p>
+      <w:r>
+        <w:t xml:space="preserve">Note that the keyword </w:t>
+      </w:r>
+      <w:r>
+        <w:rPr>
+          <w:rStyle w:val="codeChar"/>
+        </w:rPr>
+        <w:t>in</w:t>
+      </w:r>
+      <w:r>
+        <w:t xml:space="preserve"> has other uses. We have already seen it used with for loops, such as </w:t>
+      </w:r>
+      <w:r>
+        <w:rPr>
+          <w:rStyle w:val="codeChar"/>
+        </w:rPr>
+        <w:t>for i in range(5)</w:t>
+      </w:r>
+      <w:r>
+        <w:t>.</w:t>
+      </w:r>
+      <w:r>
+        <w:t xml:space="preserve"> We can also iterate over the characters in a string, using code such as </w:t>
+      </w:r>
+      <w:r>
+        <w:rPr>
+          <w:rStyle w:val="codeChar"/>
+        </w:rPr>
+        <w:t>for c in '</w:t>
+      </w:r>
+      <w:r>
+        <w:rPr>
+          <w:rStyle w:val="codeChar"/>
+        </w:rPr>
+        <w:t>xyz</w:t>
+      </w:r>
+      <w:r>
+        <w:rPr>
+          <w:rStyle w:val="codeChar"/>
+        </w:rPr>
         <w:t>'</w:t>
       </w:r>
-      <w:proofErr w:type="spellStart"/>
-      <w:r>
-        <w:rPr>
-          <w:rStyle w:val="codeChar"/>
-        </w:rPr>
-        <w:t>ggg</w:t>
-      </w:r>
-      <w:proofErr w:type="spellEnd"/>
-      <w:r>
-        <w:rPr>
-          <w:rStyle w:val="codeChar"/>
-        </w:rPr>
-        <w:t>' in 'eggs'</w:t>
-      </w:r>
-      <w:r>
-        <w:t xml:space="preserve"> is </w:t>
-      </w:r>
-      <w:r>
-        <w:rPr>
-          <w:rStyle w:val="codeChar"/>
-        </w:rPr>
-        <w:t>False</w:t>
+      <w:r>
+        <w:t xml:space="preserve">. </w:t>
+      </w:r>
+      <w:r>
+        <w:t xml:space="preserve">The keyword </w:t>
+      </w:r>
+      <w:r>
+        <w:rPr>
+          <w:rStyle w:val="codeChar"/>
+        </w:rPr>
+        <w:t>in</w:t>
+      </w:r>
+      <w:r>
+        <w:t xml:space="preserve"> can also be used with more advanced datatypes that we will study later, such as lists. </w:t>
+      </w:r>
+      <w:r>
+        <w:t>T</w:t>
+      </w:r>
+      <w:r>
+        <w:t>he following example</w:t>
+      </w:r>
+      <w:r>
+        <w:t xml:space="preserve"> demonstrates two different use</w:t>
+      </w:r>
+      <w:r>
+        <w:t>s</w:t>
+      </w:r>
+      <w:r>
+        <w:t xml:space="preserve"> of </w:t>
+      </w:r>
+      <w:r>
+        <w:rPr>
+          <w:rStyle w:val="codeChar"/>
+        </w:rPr>
+        <w:t>in</w:t>
       </w:r>
       <w:r>
         <w:t>.</w:t>
       </w:r>
     </w:p>
     <w:p>
-      <w:r>
-        <w:t xml:space="preserve">Note that the keyword </w:t>
-      </w:r>
-      <w:r>
-        <w:rPr>
-          <w:rStyle w:val="codeChar"/>
-        </w:rPr>
-        <w:t>in</w:t>
-      </w:r>
-      <w:r>
-        <w:t xml:space="preserve"> has other uses. We have already seen it used with for loops, such as </w:t>
-      </w:r>
-      <w:r>
-        <w:rPr>
-          <w:rStyle w:val="codeChar"/>
-        </w:rPr>
-        <w:t xml:space="preserve">for </w:t>
-      </w:r>
-      <w:proofErr w:type="spellStart"/>
-      <w:r>
-        <w:rPr>
-          <w:rStyle w:val="codeChar"/>
-        </w:rPr>
-        <w:t>i</w:t>
-      </w:r>
-      <w:proofErr w:type="spellEnd"/>
-      <w:r>
-        <w:rPr>
-          <w:rStyle w:val="codeChar"/>
-        </w:rPr>
-        <w:t xml:space="preserve"> in range(5)</w:t>
-      </w:r>
-      <w:r>
-        <w:t>.</w:t>
-      </w:r>
-      <w:r>
-        <w:t xml:space="preserve"> We can also iterate over the characters in a string, using code such as </w:t>
-      </w:r>
-      <w:r>
-        <w:rPr>
-          <w:rStyle w:val="codeChar"/>
-        </w:rPr>
-        <w:t>for c in '</w:t>
-      </w:r>
-      <w:proofErr w:type="spellStart"/>
-      <w:r>
-        <w:rPr>
-          <w:rStyle w:val="codeChar"/>
-        </w:rPr>
-        <w:t>xyz</w:t>
-      </w:r>
-      <w:proofErr w:type="spellEnd"/>
-      <w:r>
-        <w:rPr>
-          <w:rStyle w:val="codeChar"/>
-        </w:rPr>
-        <w:t>'</w:t>
-      </w:r>
-      <w:r>
-        <w:t xml:space="preserve">. </w:t>
-      </w:r>
-      <w:r>
-        <w:t xml:space="preserve">The keyword </w:t>
-      </w:r>
-      <w:r>
-        <w:rPr>
-          <w:rStyle w:val="codeChar"/>
-        </w:rPr>
-        <w:t>in</w:t>
-      </w:r>
-      <w:r>
-        <w:t xml:space="preserve"> can also be used with more advanced datatypes that we will study later, such as lists. </w:t>
-      </w:r>
-      <w:r>
-        <w:t>T</w:t>
-      </w:r>
-      <w:r>
-        <w:t>he following example</w:t>
-      </w:r>
-      <w:r>
-        <w:t xml:space="preserve"> demonstrates two different use</w:t>
-      </w:r>
-      <w:r>
-        <w:t>s</w:t>
-      </w:r>
-      <w:r>
-        <w:t xml:space="preserve"> of </w:t>
-      </w:r>
-      <w:r>
-        <w:rPr>
-          <w:rStyle w:val="codeChar"/>
-        </w:rPr>
-        <w:t>in</w:t>
-      </w:r>
-      <w:r>
-        <w:t>.</w:t>
-      </w:r>
-    </w:p>
-    <w:p>
-      <w:pPr>
-        <w:pStyle w:val="code"/>
-      </w:pPr>
-      <w:r>
-        <w:t xml:space="preserve">def </w:t>
-      </w:r>
-      <w:proofErr w:type="spellStart"/>
-      <w:r>
-        <w:t>count_upper_case</w:t>
-      </w:r>
-      <w:proofErr w:type="spellEnd"/>
-      <w:r>
-        <w:t>(s):</w:t>
+      <w:pPr>
+        <w:pStyle w:val="code"/>
+      </w:pPr>
+      <w:r>
+        <w:t>def count_upper_case(s):</w:t>
       </w:r>
     </w:p>
     <w:p>
@@ -10002,14 +8695,12 @@
       <w:r>
         <w:t xml:space="preserve"> </w:t>
       </w:r>
-      <w:proofErr w:type="spellStart"/>
       <w:r>
         <w:rPr>
           <w:rStyle w:val="codeChar"/>
         </w:rPr>
         <w:t>endswith</w:t>
       </w:r>
-      <w:proofErr w:type="spellEnd"/>
       <w:r>
         <w:t xml:space="preserve">, </w:t>
       </w:r>
@@ -10022,25 +8713,21 @@
       <w:r>
         <w:t xml:space="preserve">, </w:t>
       </w:r>
-      <w:proofErr w:type="spellStart"/>
       <w:r>
         <w:rPr>
           <w:rStyle w:val="codeChar"/>
         </w:rPr>
         <w:t>isalpha</w:t>
       </w:r>
-      <w:proofErr w:type="spellEnd"/>
       <w:r>
         <w:t xml:space="preserve">, </w:t>
       </w:r>
-      <w:proofErr w:type="spellStart"/>
       <w:r>
         <w:rPr>
           <w:rStyle w:val="codeChar"/>
         </w:rPr>
         <w:t>isdigit</w:t>
       </w:r>
-      <w:proofErr w:type="spellEnd"/>
       <w:r>
         <w:t xml:space="preserve">, </w:t>
       </w:r>
@@ -10053,14 +8740,12 @@
       <w:r>
         <w:t xml:space="preserve">, </w:t>
       </w:r>
-      <w:proofErr w:type="spellStart"/>
       <w:r>
         <w:rPr>
           <w:rStyle w:val="codeChar"/>
         </w:rPr>
         <w:t>lstrip</w:t>
       </w:r>
-      <w:proofErr w:type="spellEnd"/>
       <w:r>
         <w:t xml:space="preserve">, </w:t>
       </w:r>
@@ -10073,36 +8758,30 @@
       <w:r>
         <w:t xml:space="preserve">, </w:t>
       </w:r>
-      <w:proofErr w:type="spellStart"/>
       <w:r>
         <w:rPr>
           <w:rStyle w:val="codeChar"/>
         </w:rPr>
         <w:t>rfind</w:t>
       </w:r>
-      <w:proofErr w:type="spellEnd"/>
       <w:r>
         <w:t xml:space="preserve">, </w:t>
       </w:r>
-      <w:proofErr w:type="spellStart"/>
       <w:r>
         <w:rPr>
           <w:rStyle w:val="codeChar"/>
         </w:rPr>
         <w:t>rstrip</w:t>
       </w:r>
-      <w:proofErr w:type="spellEnd"/>
       <w:r>
         <w:t xml:space="preserve">, </w:t>
       </w:r>
-      <w:proofErr w:type="spellStart"/>
       <w:r>
         <w:rPr>
           <w:rStyle w:val="codeChar"/>
         </w:rPr>
         <w:t>startswith</w:t>
       </w:r>
-      <w:proofErr w:type="spellEnd"/>
       <w:r>
         <w:t xml:space="preserve">, </w:t>
       </w:r>
@@ -10146,14 +8825,12 @@
       <w:r>
         <w:t xml:space="preserve">, </w:t>
       </w:r>
-      <w:proofErr w:type="spellStart"/>
       <w:r>
         <w:rPr>
           <w:rStyle w:val="codeChar"/>
         </w:rPr>
         <w:t>splitlines</w:t>
       </w:r>
-      <w:proofErr w:type="spellEnd"/>
     </w:p>
     <w:p>
       <w:r>
@@ -10330,15 +9007,7 @@
         <w:t xml:space="preserve">text editor </w:t>
       </w:r>
       <w:r>
-        <w:t xml:space="preserve">is a program that you can use to edit text files. IDLE is </w:t>
-      </w:r>
-      <w:proofErr w:type="gramStart"/>
-      <w:r>
-        <w:t>actually a</w:t>
-      </w:r>
-      <w:proofErr w:type="gramEnd"/>
-      <w:r>
-        <w:t xml:space="preserve"> text editor, with some additional features that make it easy to edit and run Python programs. There are many other text editors, including Notepad (on Windows computers) and TextEdit (on Apple computers). To use IDLE as a text editor for files that are not Python files, look for a</w:t>
+        <w:t>is a program that you can use to edit text files. IDLE is actually a text editor, with some additional features that make it easy to edit and run Python programs. There are many other text editors, including Notepad (on Windows computers) and TextEdit (on Apple computers). To use IDLE as a text editor for files that are not Python files, look for a</w:t>
       </w:r>
       <w:r>
         <w:t xml:space="preserve"> dropdown menu</w:t>
@@ -10350,13 +9019,8 @@
         <w:t>enable</w:t>
       </w:r>
       <w:r>
-        <w:t xml:space="preserve"> other file types in addition to *.</w:t>
-      </w:r>
-      <w:proofErr w:type="spellStart"/>
-      <w:r>
-        <w:t>py</w:t>
-      </w:r>
-      <w:proofErr w:type="spellEnd"/>
+        <w:t xml:space="preserve"> other file types in addition to *.py</w:t>
+      </w:r>
       <w:r>
         <w:t xml:space="preserve"> when using the Open or Save As menu options. Depending on your operating system, the drop-down menu may look like this:</w:t>
       </w:r>
@@ -10463,11 +9127,9 @@
       <w:pPr>
         <w:pStyle w:val="code"/>
       </w:pPr>
-      <w:proofErr w:type="spellStart"/>
       <w:r>
         <w:t>course,instructor,enrollment</w:t>
       </w:r>
-      <w:proofErr w:type="spellEnd"/>
     </w:p>
     <w:p>
       <w:pPr>
@@ -10522,13 +9184,8 @@
           <w:right w:val="single" w:sz="4" w:space="4" w:color="auto"/>
         </w:pBdr>
       </w:pPr>
-      <w:proofErr w:type="spellStart"/>
-      <w:r>
-        <w:t>fout</w:t>
-      </w:r>
-      <w:proofErr w:type="spellEnd"/>
-      <w:r>
-        <w:t xml:space="preserve"> = open('random_sums.csv', 'w')</w:t>
+      <w:r>
+        <w:t>fout = open('random_sums.csv', 'w')</w:t>
       </w:r>
     </w:p>
     <w:p>
@@ -10544,35 +9201,11 @@
           <w:lang w:val="fr-FR"/>
         </w:rPr>
       </w:pPr>
-      <w:proofErr w:type="spellStart"/>
-      <w:proofErr w:type="gramStart"/>
       <w:r>
         <w:rPr>
           <w:lang w:val="fr-FR"/>
         </w:rPr>
-        <w:t>fout.write</w:t>
-      </w:r>
-      <w:proofErr w:type="spellEnd"/>
-      <w:proofErr w:type="gramEnd"/>
-      <w:r>
-        <w:rPr>
-          <w:lang w:val="fr-FR"/>
-        </w:rPr>
-        <w:t>('</w:t>
-      </w:r>
-      <w:proofErr w:type="spellStart"/>
-      <w:r>
-        <w:rPr>
-          <w:lang w:val="fr-FR"/>
-        </w:rPr>
-        <w:t>x,y,x+y</w:t>
-      </w:r>
-      <w:proofErr w:type="spellEnd"/>
-      <w:r>
-        <w:rPr>
-          <w:lang w:val="fr-FR"/>
-        </w:rPr>
-        <w:t>\n')</w:t>
+        <w:t>fout.write('x,y,x+y\n')</w:t>
       </w:r>
     </w:p>
     <w:p>
@@ -10586,15 +9219,7 @@
         </w:pBdr>
       </w:pPr>
       <w:r>
-        <w:t xml:space="preserve">for </w:t>
-      </w:r>
-      <w:proofErr w:type="spellStart"/>
-      <w:r>
-        <w:t>i</w:t>
-      </w:r>
-      <w:proofErr w:type="spellEnd"/>
-      <w:r>
-        <w:t xml:space="preserve"> in range(10):</w:t>
+        <w:t>for i in range(10):</w:t>
       </w:r>
     </w:p>
     <w:p>
@@ -10608,15 +9233,7 @@
         </w:pBdr>
       </w:pPr>
       <w:r>
-        <w:t xml:space="preserve">    x = </w:t>
-      </w:r>
-      <w:proofErr w:type="spellStart"/>
-      <w:r>
-        <w:t>random.randint</w:t>
-      </w:r>
-      <w:proofErr w:type="spellEnd"/>
-      <w:r>
-        <w:t>(1,100)</w:t>
+        <w:t xml:space="preserve">    x = random.randint(1,100)</w:t>
       </w:r>
     </w:p>
     <w:p>
@@ -10635,33 +9252,11 @@
       <w:r>
         <w:t xml:space="preserve">    </w:t>
       </w:r>
-      <w:proofErr w:type="gramStart"/>
       <w:r>
         <w:rPr>
           <w:lang w:val="fr-FR"/>
         </w:rPr>
-        <w:t>y</w:t>
-      </w:r>
-      <w:proofErr w:type="gramEnd"/>
-      <w:r>
-        <w:rPr>
-          <w:lang w:val="fr-FR"/>
-        </w:rPr>
-        <w:t xml:space="preserve"> = </w:t>
-      </w:r>
-      <w:proofErr w:type="spellStart"/>
-      <w:r>
-        <w:rPr>
-          <w:lang w:val="fr-FR"/>
-        </w:rPr>
-        <w:t>random.randint</w:t>
-      </w:r>
-      <w:proofErr w:type="spellEnd"/>
-      <w:r>
-        <w:rPr>
-          <w:lang w:val="fr-FR"/>
-        </w:rPr>
-        <w:t>(1,100)</w:t>
+        <w:t>y = random.randint(1,100)</w:t>
       </w:r>
     </w:p>
     <w:p>
@@ -10681,23 +9276,7 @@
         <w:rPr>
           <w:lang w:val="fr-FR"/>
         </w:rPr>
-        <w:t xml:space="preserve">    </w:t>
-      </w:r>
-      <w:proofErr w:type="spellStart"/>
-      <w:proofErr w:type="gramStart"/>
-      <w:r>
-        <w:rPr>
-          <w:lang w:val="fr-FR"/>
-        </w:rPr>
-        <w:t>sum</w:t>
-      </w:r>
-      <w:proofErr w:type="spellEnd"/>
-      <w:proofErr w:type="gramEnd"/>
-      <w:r>
-        <w:rPr>
-          <w:lang w:val="fr-FR"/>
-        </w:rPr>
-        <w:t xml:space="preserve"> = x + y</w:t>
+        <w:t xml:space="preserve">    sum = x + y</w:t>
       </w:r>
     </w:p>
     <w:p>
@@ -10716,13 +9295,8 @@
         </w:rPr>
         <w:t xml:space="preserve">    </w:t>
       </w:r>
-      <w:proofErr w:type="spellStart"/>
-      <w:r>
-        <w:t>fout.write</w:t>
-      </w:r>
-      <w:proofErr w:type="spellEnd"/>
-      <w:r>
-        <w:t>(str(x)+','+str(y)+','+str(sum)+'\n')</w:t>
+      <w:r>
+        <w:t>fout.write(str(x)+','+str(y)+','+str(sum)+'\n')</w:t>
       </w:r>
     </w:p>
     <w:p>
@@ -10735,13 +9309,8 @@
           <w:right w:val="single" w:sz="4" w:space="4" w:color="auto"/>
         </w:pBdr>
       </w:pPr>
-      <w:proofErr w:type="spellStart"/>
-      <w:r>
-        <w:t>fout.close</w:t>
-      </w:r>
-      <w:proofErr w:type="spellEnd"/>
-      <w:r>
-        <w:t>()</w:t>
+      <w:r>
+        <w:t>fout.close()</w:t>
       </w:r>
     </w:p>
     <w:p>
@@ -10826,245 +9395,295 @@
           <w:i/>
           <w:iCs/>
         </w:rPr>
-        <w:t xml:space="preserve"> Attribution-</w:t>
-      </w:r>
-      <w:proofErr w:type="spellStart"/>
+        <w:t xml:space="preserve"> Attribution-NonCommercial-ShareAlike 4.0 International license,</w:t>
+      </w:r>
       <w:r>
         <w:rPr>
           <w:i/>
           <w:iCs/>
         </w:rPr>
-        <w:t>NonCommercial</w:t>
-      </w:r>
-      <w:proofErr w:type="spellEnd"/>
+        <w:t xml:space="preserve"> and the verbatim copy here</w:t>
+      </w:r>
       <w:r>
         <w:rPr>
           <w:i/>
           <w:iCs/>
         </w:rPr>
-        <w:t>-</w:t>
-      </w:r>
-      <w:proofErr w:type="spellStart"/>
+        <w:t xml:space="preserve"> is made available under the same license.]</w:t>
+      </w:r>
+    </w:p>
+    <w:p>
+      <w:r>
+        <w:t>To add up all the numbers in a list, you can use a loop like this:</w:t>
+      </w:r>
+    </w:p>
+    <w:p>
+      <w:pPr>
+        <w:pStyle w:val="code"/>
+      </w:pPr>
+      <w:r>
+        <w:t>def add_all(t):</w:t>
+      </w:r>
+    </w:p>
+    <w:p>
+      <w:pPr>
+        <w:pStyle w:val="code"/>
+      </w:pPr>
+      <w:r>
+        <w:t xml:space="preserve">    total = 0</w:t>
+      </w:r>
+    </w:p>
+    <w:p>
+      <w:pPr>
+        <w:pStyle w:val="code"/>
+      </w:pPr>
+      <w:r>
+        <w:t xml:space="preserve">    for x in t:</w:t>
+      </w:r>
+    </w:p>
+    <w:p>
+      <w:pPr>
+        <w:pStyle w:val="code"/>
+      </w:pPr>
+      <w:r>
+        <w:t xml:space="preserve">        total += x</w:t>
+      </w:r>
+    </w:p>
+    <w:p>
+      <w:pPr>
+        <w:pStyle w:val="code"/>
+      </w:pPr>
+      <w:r>
+        <w:t xml:space="preserve">    return total</w:t>
+      </w:r>
+    </w:p>
+    <w:p>
+      <w:r>
+        <w:rPr>
+          <w:rStyle w:val="codeChar"/>
+        </w:rPr>
+        <w:t>total</w:t>
+      </w:r>
+      <w:r>
+        <w:t xml:space="preserve"> is initialized to 0. Each time through the loop, </w:t>
+      </w:r>
+      <w:r>
+        <w:rPr>
+          <w:rStyle w:val="codeChar"/>
+        </w:rPr>
+        <w:t>x</w:t>
+      </w:r>
+      <w:r>
+        <w:t xml:space="preserve"> gets one element from the list. The </w:t>
+      </w:r>
+      <w:r>
+        <w:rPr>
+          <w:rStyle w:val="codeChar"/>
+        </w:rPr>
+        <w:t>+=</w:t>
+      </w:r>
+      <w:r>
+        <w:t xml:space="preserve"> operator provides a short way to update a variable. This augmented assignment statement,</w:t>
+      </w:r>
+    </w:p>
+    <w:p>
+      <w:pPr>
+        <w:pStyle w:val="code"/>
+      </w:pPr>
+      <w:r>
+        <w:t xml:space="preserve">    total += x</w:t>
+      </w:r>
+    </w:p>
+    <w:p>
+      <w:r>
+        <w:t>is equivalent to</w:t>
+      </w:r>
+    </w:p>
+    <w:p>
+      <w:pPr>
+        <w:pStyle w:val="code"/>
+      </w:pPr>
+      <w:r>
+        <w:t xml:space="preserve">    total = total + x</w:t>
+      </w:r>
+    </w:p>
+    <w:p>
+      <w:r>
+        <w:t xml:space="preserve">As the loop runs, </w:t>
+      </w:r>
+      <w:r>
+        <w:rPr>
+          <w:rStyle w:val="codeChar"/>
+        </w:rPr>
+        <w:t>total</w:t>
+      </w:r>
+      <w:r>
+        <w:t xml:space="preserve"> accumulates the sum of the elements; a variable used this way is sometimes called an </w:t>
+      </w:r>
       <w:r>
         <w:rPr>
           <w:i/>
           <w:iCs/>
         </w:rPr>
-        <w:t>ShareAlike</w:t>
-      </w:r>
-      <w:proofErr w:type="spellEnd"/>
+        <w:t>accumulator</w:t>
+      </w:r>
+      <w:r>
+        <w:t>.</w:t>
+      </w:r>
+    </w:p>
+    <w:p>
+      <w:r>
+        <w:t>Adding up the elements of a list is such a common operation that Python provides it as a built-in function, sum:</w:t>
+      </w:r>
+    </w:p>
+    <w:p>
+      <w:pPr>
+        <w:pStyle w:val="code"/>
+      </w:pPr>
+      <w:r>
+        <w:t>&gt;&gt;&gt; t = [1, 2, 3]</w:t>
+      </w:r>
+    </w:p>
+    <w:p>
+      <w:pPr>
+        <w:pStyle w:val="code"/>
+      </w:pPr>
+      <w:r>
+        <w:t>&gt;&gt;&gt; sum(t)</w:t>
+      </w:r>
+    </w:p>
+    <w:p>
+      <w:pPr>
+        <w:pStyle w:val="code"/>
+      </w:pPr>
+      <w:r>
+        <w:t>6</w:t>
+      </w:r>
+    </w:p>
+    <w:p>
+      <w:r>
+        <w:t xml:space="preserve">An operation like this that combines a sequence of elements into a single value is sometimes called </w:t>
+      </w:r>
       <w:r>
         <w:rPr>
           <w:i/>
           <w:iCs/>
         </w:rPr>
-        <w:t xml:space="preserve"> 4.0 International license,</w:t>
+        <w:t>reduce</w:t>
+      </w:r>
+      <w:r>
+        <w:t>.</w:t>
+      </w:r>
+    </w:p>
+    <w:p>
+      <w:r>
+        <w:t>Sometimes you want to traverse one list while building another. For example, the following function takes a list of strings and returns a new list that contains capitalized strings:</w:t>
+      </w:r>
+    </w:p>
+    <w:p>
+      <w:pPr>
+        <w:pStyle w:val="code"/>
+      </w:pPr>
+      <w:r>
+        <w:t>def capitalize_all(t):</w:t>
+      </w:r>
+    </w:p>
+    <w:p>
+      <w:pPr>
+        <w:pStyle w:val="code"/>
+      </w:pPr>
+      <w:r>
+        <w:t xml:space="preserve">    res = []</w:t>
+      </w:r>
+    </w:p>
+    <w:p>
+      <w:pPr>
+        <w:pStyle w:val="code"/>
+      </w:pPr>
+      <w:r>
+        <w:t xml:space="preserve">    for s in t:</w:t>
+      </w:r>
+    </w:p>
+    <w:p>
+      <w:pPr>
+        <w:pStyle w:val="code"/>
+      </w:pPr>
+      <w:r>
+        <w:t xml:space="preserve">        res.append(s.capitalize())</w:t>
+      </w:r>
+    </w:p>
+    <w:p>
+      <w:pPr>
+        <w:pStyle w:val="code"/>
+      </w:pPr>
+      <w:r>
+        <w:t xml:space="preserve">    return res</w:t>
+      </w:r>
+    </w:p>
+    <w:p>
+      <w:r>
+        <w:rPr>
+          <w:rStyle w:val="codeChar"/>
+        </w:rPr>
+        <w:t>res</w:t>
+      </w:r>
+      <w:r>
+        <w:t xml:space="preserve"> is initialized with an empty list; each time through the loop, we append the next element. So </w:t>
+      </w:r>
+      <w:r>
+        <w:rPr>
+          <w:rStyle w:val="codeChar"/>
+        </w:rPr>
+        <w:t>res</w:t>
+      </w:r>
+      <w:r>
+        <w:t xml:space="preserve"> is another kind of accumulator.</w:t>
+      </w:r>
+    </w:p>
+    <w:p>
+      <w:r>
+        <w:t xml:space="preserve">An operation like </w:t>
+      </w:r>
+      <w:r>
+        <w:rPr>
+          <w:rStyle w:val="codeChar"/>
+        </w:rPr>
+        <w:t>capitalize_all</w:t>
+      </w:r>
+      <w:r>
+        <w:t xml:space="preserve"> is sometimes called a </w:t>
       </w:r>
       <w:r>
         <w:rPr>
           <w:i/>
           <w:iCs/>
         </w:rPr>
-        <w:t xml:space="preserve"> and the verbatim copy here</w:t>
-      </w:r>
-      <w:r>
-        <w:rPr>
-          <w:i/>
-          <w:iCs/>
-        </w:rPr>
-        <w:t xml:space="preserve"> is made available under the same license.]</w:t>
-      </w:r>
-    </w:p>
-    <w:p>
-      <w:r>
-        <w:t>To add up all the numbers in a list, you can use a loop like this:</w:t>
-      </w:r>
-    </w:p>
-    <w:p>
-      <w:pPr>
-        <w:pStyle w:val="code"/>
-      </w:pPr>
-      <w:r>
-        <w:t xml:space="preserve">def </w:t>
-      </w:r>
-      <w:proofErr w:type="spellStart"/>
-      <w:r>
-        <w:t>add_all</w:t>
-      </w:r>
-      <w:proofErr w:type="spellEnd"/>
-      <w:r>
-        <w:t>(t):</w:t>
-      </w:r>
-    </w:p>
-    <w:p>
-      <w:pPr>
-        <w:pStyle w:val="code"/>
-      </w:pPr>
-      <w:r>
-        <w:t xml:space="preserve">    total = 0</w:t>
-      </w:r>
-    </w:p>
-    <w:p>
-      <w:pPr>
-        <w:pStyle w:val="code"/>
-      </w:pPr>
-      <w:r>
-        <w:t xml:space="preserve">    for x in t:</w:t>
-      </w:r>
-    </w:p>
-    <w:p>
-      <w:pPr>
-        <w:pStyle w:val="code"/>
-      </w:pPr>
-      <w:r>
-        <w:t xml:space="preserve">        total += x</w:t>
-      </w:r>
-    </w:p>
-    <w:p>
-      <w:pPr>
-        <w:pStyle w:val="code"/>
-      </w:pPr>
-      <w:r>
-        <w:t xml:space="preserve">    return total</w:t>
-      </w:r>
-    </w:p>
-    <w:p>
-      <w:r>
-        <w:rPr>
-          <w:rStyle w:val="codeChar"/>
-        </w:rPr>
-        <w:t>total</w:t>
-      </w:r>
-      <w:r>
-        <w:t xml:space="preserve"> is initialized to 0. Each time through the loop, </w:t>
-      </w:r>
-      <w:r>
-        <w:rPr>
-          <w:rStyle w:val="codeChar"/>
-        </w:rPr>
-        <w:t>x</w:t>
-      </w:r>
-      <w:r>
-        <w:t xml:space="preserve"> gets one element from the list. The </w:t>
-      </w:r>
-      <w:r>
-        <w:rPr>
-          <w:rStyle w:val="codeChar"/>
-        </w:rPr>
-        <w:t>+=</w:t>
-      </w:r>
-      <w:r>
-        <w:t xml:space="preserve"> operator provides a short way to update a variable. This augmented assignment statement,</w:t>
-      </w:r>
-    </w:p>
-    <w:p>
-      <w:pPr>
-        <w:pStyle w:val="code"/>
-      </w:pPr>
-      <w:r>
-        <w:t xml:space="preserve">    total += x</w:t>
-      </w:r>
-    </w:p>
-    <w:p>
-      <w:r>
-        <w:t>is equivalent to</w:t>
-      </w:r>
-    </w:p>
-    <w:p>
-      <w:pPr>
-        <w:pStyle w:val="code"/>
-      </w:pPr>
-      <w:r>
-        <w:t xml:space="preserve">    total = total + x</w:t>
-      </w:r>
-    </w:p>
-    <w:p>
-      <w:r>
-        <w:t xml:space="preserve">As the loop runs, </w:t>
-      </w:r>
-      <w:r>
-        <w:rPr>
-          <w:rStyle w:val="codeChar"/>
-        </w:rPr>
-        <w:t>total</w:t>
-      </w:r>
-      <w:r>
-        <w:t xml:space="preserve"> accumulates the sum of the elements; a variable used this way is sometimes called an </w:t>
-      </w:r>
-      <w:r>
-        <w:rPr>
-          <w:i/>
-          <w:iCs/>
-        </w:rPr>
-        <w:t>accumulator</w:t>
-      </w:r>
-      <w:r>
-        <w:t>.</w:t>
-      </w:r>
-    </w:p>
-    <w:p>
-      <w:r>
-        <w:t>Adding up the elements of a list is such a common operation that Python provides it as a built-in function, sum:</w:t>
-      </w:r>
-    </w:p>
-    <w:p>
-      <w:pPr>
-        <w:pStyle w:val="code"/>
-      </w:pPr>
-      <w:r>
-        <w:t>&gt;&gt;&gt; t = [1, 2, 3]</w:t>
-      </w:r>
-    </w:p>
-    <w:p>
-      <w:pPr>
-        <w:pStyle w:val="code"/>
-      </w:pPr>
-      <w:r>
-        <w:t>&gt;&gt;&gt; sum(t)</w:t>
-      </w:r>
-    </w:p>
-    <w:p>
-      <w:pPr>
-        <w:pStyle w:val="code"/>
-      </w:pPr>
-      <w:r>
-        <w:t>6</w:t>
-      </w:r>
-    </w:p>
-    <w:p>
-      <w:r>
-        <w:t xml:space="preserve">An operation like this that combines a sequence of elements into a single value is sometimes called </w:t>
-      </w:r>
-      <w:r>
-        <w:rPr>
-          <w:i/>
-          <w:iCs/>
-        </w:rPr>
-        <w:t>reduce</w:t>
-      </w:r>
-      <w:r>
-        <w:t>.</w:t>
-      </w:r>
-    </w:p>
-    <w:p>
-      <w:r>
-        <w:t>Sometimes you want to traverse one list while building another. For example, the following function takes a list of strings and returns a new list that contains capitalized strings:</w:t>
-      </w:r>
-    </w:p>
-    <w:p>
-      <w:pPr>
-        <w:pStyle w:val="code"/>
-      </w:pPr>
-      <w:r>
-        <w:t xml:space="preserve">def </w:t>
-      </w:r>
-      <w:proofErr w:type="spellStart"/>
-      <w:r>
-        <w:t>capitalize_all</w:t>
-      </w:r>
-      <w:proofErr w:type="spellEnd"/>
-      <w:r>
-        <w:t>(t):</w:t>
+        <w:t>map</w:t>
+      </w:r>
+      <w:r>
+        <w:t xml:space="preserve"> because it “maps” a function (in this case the method </w:t>
+      </w:r>
+      <w:r>
+        <w:rPr>
+          <w:rStyle w:val="codeChar"/>
+        </w:rPr>
+        <w:t>capitalize</w:t>
+      </w:r>
+      <w:r>
+        <w:t>) onto each of the elements in a sequence.</w:t>
+      </w:r>
+    </w:p>
+    <w:p>
+      <w:r>
+        <w:t>Another common operation is to select some of the elements from a list and return a sublist. For example, the following function takes a list of strings and returns a list that contains only the uppercase strings:</w:t>
+      </w:r>
+    </w:p>
+    <w:p>
+      <w:pPr>
+        <w:pStyle w:val="code"/>
+      </w:pPr>
+      <w:r>
+        <w:t>def only_upper(t):</w:t>
       </w:r>
     </w:p>
     <w:p>
@@ -11088,23 +9707,15 @@
         <w:pStyle w:val="code"/>
       </w:pPr>
       <w:r>
-        <w:t xml:space="preserve">        </w:t>
-      </w:r>
-      <w:proofErr w:type="spellStart"/>
-      <w:r>
-        <w:t>res.append</w:t>
-      </w:r>
-      <w:proofErr w:type="spellEnd"/>
-      <w:r>
-        <w:t>(</w:t>
-      </w:r>
-      <w:proofErr w:type="spellStart"/>
-      <w:r>
-        <w:t>s.capitalize</w:t>
-      </w:r>
-      <w:proofErr w:type="spellEnd"/>
-      <w:r>
-        <w:t>())</w:t>
+        <w:t xml:space="preserve">        if s.isupper():</w:t>
+      </w:r>
+    </w:p>
+    <w:p>
+      <w:pPr>
+        <w:pStyle w:val="code"/>
+      </w:pPr>
+      <w:r>
+        <w:t xml:space="preserve">            res.append(s)</w:t>
       </w:r>
     </w:p>
     <w:p>
@@ -11120,183 +9731,31 @@
         <w:rPr>
           <w:rStyle w:val="codeChar"/>
         </w:rPr>
-        <w:t>res</w:t>
-      </w:r>
-      <w:r>
-        <w:t xml:space="preserve"> is initialized with an empty list; each time through the loop, we append the next element. So </w:t>
-      </w:r>
-      <w:r>
-        <w:rPr>
-          <w:rStyle w:val="codeChar"/>
-        </w:rPr>
-        <w:t>res</w:t>
-      </w:r>
-      <w:r>
-        <w:t xml:space="preserve"> is another kind of accumulator.</w:t>
+        <w:t>isupper</w:t>
+      </w:r>
+      <w:r>
+        <w:t xml:space="preserve"> is a string method that returns </w:t>
+      </w:r>
+      <w:r>
+        <w:rPr>
+          <w:rStyle w:val="codeChar"/>
+        </w:rPr>
+        <w:t>True</w:t>
+      </w:r>
+      <w:r>
+        <w:t xml:space="preserve"> if the string contains only uppercase letters.</w:t>
       </w:r>
     </w:p>
     <w:p>
       <w:r>
         <w:t xml:space="preserve">An operation like </w:t>
       </w:r>
-      <w:proofErr w:type="spellStart"/>
-      <w:r>
-        <w:rPr>
-          <w:rStyle w:val="codeChar"/>
-        </w:rPr>
-        <w:t>capitalize_all</w:t>
-      </w:r>
-      <w:proofErr w:type="spellEnd"/>
-      <w:r>
-        <w:t xml:space="preserve"> is sometimes called a </w:t>
-      </w:r>
-      <w:r>
-        <w:rPr>
-          <w:i/>
-          <w:iCs/>
-        </w:rPr>
-        <w:t>map</w:t>
-      </w:r>
-      <w:r>
-        <w:t xml:space="preserve"> because </w:t>
-      </w:r>
-      <w:proofErr w:type="gramStart"/>
-      <w:r>
-        <w:t>it</w:t>
-      </w:r>
-      <w:proofErr w:type="gramEnd"/>
-      <w:r>
-        <w:t xml:space="preserve"> “maps” a function (in this case the method </w:t>
-      </w:r>
-      <w:r>
-        <w:rPr>
-          <w:rStyle w:val="codeChar"/>
-        </w:rPr>
-        <w:t>capitalize</w:t>
-      </w:r>
-      <w:r>
-        <w:t>) onto each of the elements in a sequence.</w:t>
-      </w:r>
-    </w:p>
-    <w:p>
-      <w:r>
-        <w:t xml:space="preserve">Another common operation is to select some of the elements from a list and return a </w:t>
-      </w:r>
-      <w:proofErr w:type="spellStart"/>
-      <w:r>
-        <w:t>sublist</w:t>
-      </w:r>
-      <w:proofErr w:type="spellEnd"/>
-      <w:r>
-        <w:t>. For example, the following function takes a list of strings and returns a list that contains only the uppercase strings:</w:t>
-      </w:r>
-    </w:p>
-    <w:p>
-      <w:pPr>
-        <w:pStyle w:val="code"/>
-      </w:pPr>
-      <w:r>
-        <w:t xml:space="preserve">def </w:t>
-      </w:r>
-      <w:proofErr w:type="spellStart"/>
-      <w:r>
+      <w:r>
+        <w:rPr>
+          <w:rStyle w:val="codeChar"/>
+        </w:rPr>
         <w:t>only_upper</w:t>
       </w:r>
-      <w:proofErr w:type="spellEnd"/>
-      <w:r>
-        <w:t>(t):</w:t>
-      </w:r>
-    </w:p>
-    <w:p>
-      <w:pPr>
-        <w:pStyle w:val="code"/>
-      </w:pPr>
-      <w:r>
-        <w:t xml:space="preserve">    res = []</w:t>
-      </w:r>
-    </w:p>
-    <w:p>
-      <w:pPr>
-        <w:pStyle w:val="code"/>
-      </w:pPr>
-      <w:r>
-        <w:t xml:space="preserve">    for s in t:</w:t>
-      </w:r>
-    </w:p>
-    <w:p>
-      <w:pPr>
-        <w:pStyle w:val="code"/>
-      </w:pPr>
-      <w:r>
-        <w:t xml:space="preserve">        if </w:t>
-      </w:r>
-      <w:proofErr w:type="spellStart"/>
-      <w:r>
-        <w:t>s.isupper</w:t>
-      </w:r>
-      <w:proofErr w:type="spellEnd"/>
-      <w:r>
-        <w:t>():</w:t>
-      </w:r>
-    </w:p>
-    <w:p>
-      <w:pPr>
-        <w:pStyle w:val="code"/>
-      </w:pPr>
-      <w:r>
-        <w:t xml:space="preserve">            </w:t>
-      </w:r>
-      <w:proofErr w:type="spellStart"/>
-      <w:r>
-        <w:t>res.append</w:t>
-      </w:r>
-      <w:proofErr w:type="spellEnd"/>
-      <w:r>
-        <w:t>(s)</w:t>
-      </w:r>
-    </w:p>
-    <w:p>
-      <w:pPr>
-        <w:pStyle w:val="code"/>
-      </w:pPr>
-      <w:r>
-        <w:t xml:space="preserve">    return res</w:t>
-      </w:r>
-    </w:p>
-    <w:p>
-      <w:proofErr w:type="spellStart"/>
-      <w:r>
-        <w:rPr>
-          <w:rStyle w:val="codeChar"/>
-        </w:rPr>
-        <w:t>isupper</w:t>
-      </w:r>
-      <w:proofErr w:type="spellEnd"/>
-      <w:r>
-        <w:t xml:space="preserve"> is a string method that returns </w:t>
-      </w:r>
-      <w:r>
-        <w:rPr>
-          <w:rStyle w:val="codeChar"/>
-        </w:rPr>
-        <w:t>True</w:t>
-      </w:r>
-      <w:r>
-        <w:t xml:space="preserve"> if the string contains only uppercase letters.</w:t>
-      </w:r>
-    </w:p>
-    <w:p>
-      <w:r>
-        <w:t xml:space="preserve">An operation like </w:t>
-      </w:r>
-      <w:proofErr w:type="spellStart"/>
-      <w:r>
-        <w:rPr>
-          <w:rStyle w:val="codeChar"/>
-        </w:rPr>
-        <w:t>only_upper</w:t>
-      </w:r>
-      <w:proofErr w:type="spellEnd"/>
       <w:r>
         <w:t xml:space="preserve"> is called a </w:t>
       </w:r>

--- a/study-guide-9-6-2025.docx
+++ b/study-guide-9-6-2025.docx
@@ -2698,7 +2698,7 @@
           <w:b/>
           <w:bCs/>
         </w:rPr>
-        <w:t>x</w:t>
+        <w:t>k</w:t>
       </w:r>
       <w:r>
         <w:rPr>
